--- a/06_docs/Project_1_Build_Log.docx
+++ b/06_docs/Project_1_Build_Log.docx
@@ -1450,12 +1450,6 @@
             <w:tcW w:w="9016" w:type="dxa"/>
           </w:tcPr>
           <w:p>
-            <w:pPr>
-              <w:rPr>
-                <w:b/>
-                <w:bCs/>
-              </w:rPr>
-            </w:pPr>
             <w:r>
               <w:rPr>
                 <w:b/>
@@ -1464,6 +1458,16 @@
               <w:t>Date:</w:t>
             </w:r>
             <w:r>
+              <w:rPr>
+                <w:b/>
+                <w:bCs/>
+              </w:rPr>
+              <w:t xml:space="preserve"> </w:t>
+            </w:r>
+            <w:r>
+              <w:t>06/07/2026</w:t>
+            </w:r>
+            <w:r>
               <w:br/>
             </w:r>
             <w:r>
@@ -1474,6 +1478,16 @@
               <w:t>Tool used:</w:t>
             </w:r>
             <w:r>
+              <w:rPr>
+                <w:b/>
+                <w:bCs/>
+              </w:rPr>
+              <w:t xml:space="preserve"> </w:t>
+            </w:r>
+            <w:r>
+              <w:t>GitHub Desktop</w:t>
+            </w:r>
+            <w:r>
               <w:br/>
             </w:r>
             <w:r>
@@ -1484,6 +1498,35 @@
               <w:t>What I did:</w:t>
             </w:r>
             <w:r>
+              <w:rPr>
+                <w:b/>
+                <w:bCs/>
+              </w:rPr>
+              <w:t xml:space="preserve"> </w:t>
+            </w:r>
+            <w:r>
+              <w:t>Committed</w:t>
+            </w:r>
+            <w:r>
+              <w:t xml:space="preserve"> and pushed the initial project structure, README, documentation tem</w:t>
+            </w:r>
+            <w:r>
+              <w:t xml:space="preserve">plates, screenshots </w:t>
+            </w:r>
+            <w:proofErr w:type="gramStart"/>
+            <w:r>
+              <w:t>and .</w:t>
+            </w:r>
+            <w:proofErr w:type="spellStart"/>
+            <w:r>
+              <w:t>gitignore</w:t>
+            </w:r>
+            <w:proofErr w:type="spellEnd"/>
+            <w:proofErr w:type="gramEnd"/>
+            <w:r>
+              <w:t xml:space="preserve"> rule to GitHub.</w:t>
+            </w:r>
+            <w:r>
               <w:br/>
             </w:r>
             <w:r>
@@ -1494,6 +1537,31 @@
               <w:t>Why it matters:</w:t>
             </w:r>
             <w:r>
+              <w:rPr>
+                <w:b/>
+                <w:bCs/>
+              </w:rPr>
+              <w:t xml:space="preserve"> </w:t>
+            </w:r>
+            <w:r>
+              <w:t xml:space="preserve">The </w:t>
+            </w:r>
+            <w:proofErr w:type="spellStart"/>
+            <w:r>
+              <w:t>repsoirtory</w:t>
+            </w:r>
+            <w:proofErr w:type="spellEnd"/>
+            <w:r>
+              <w:t xml:space="preserve"> now has a visible, version-controlled starting point </w:t>
+            </w:r>
+            <w:r>
+              <w:lastRenderedPageBreak/>
+              <w:t xml:space="preserve">before the technical </w:t>
+            </w:r>
+            <w:r>
+              <w:t>analysis begins.</w:t>
+            </w:r>
+            <w:r>
               <w:br/>
             </w:r>
             <w:r>
@@ -1504,6 +1572,25 @@
               <w:t>Problem or decision:</w:t>
             </w:r>
             <w:r>
+              <w:rPr>
+                <w:b/>
+                <w:bCs/>
+              </w:rPr>
+              <w:t xml:space="preserve"> </w:t>
+            </w:r>
+            <w:r>
+              <w:t>Raw data, long recordings and build evidence files are intentionally retained locally</w:t>
+            </w:r>
+            <w:r>
+              <w:t xml:space="preserve"> and excluded from the public repositor</w:t>
+            </w:r>
+            <w:r>
+              <w:t>y</w:t>
+            </w:r>
+            <w:r>
+              <w:t xml:space="preserve"> </w:t>
+            </w:r>
+            <w:r>
               <w:br/>
             </w:r>
             <w:r>
@@ -1511,13 +1598,30 @@
                 <w:b/>
                 <w:bCs/>
               </w:rPr>
-              <w:lastRenderedPageBreak/>
               <w:t>What I learned:</w:t>
             </w:r>
             <w:r>
               <w:t xml:space="preserve">  </w:t>
             </w:r>
             <w:r>
+              <w:t xml:space="preserve">A </w:t>
+            </w:r>
+            <w:r>
+              <w:t>c</w:t>
+            </w:r>
+            <w:r>
+              <w:t>om</w:t>
+            </w:r>
+            <w:r>
+              <w:t>m</w:t>
+            </w:r>
+            <w:r>
+              <w:t>it records a snapshot lo</w:t>
+            </w:r>
+            <w:r>
+              <w:t>cally; Push origin publishes that snapshot to GitHub.</w:t>
+            </w:r>
+            <w:r>
               <w:br/>
             </w:r>
             <w:r>
@@ -1527,8 +1631,66 @@
               </w:rPr>
               <w:t xml:space="preserve">Evidence saved: </w:t>
             </w:r>
-            <w:r>
-              <w:t>Screenshot / video / file name</w:t>
+          </w:p>
+          <w:p>
+            <w:pPr>
+              <w:rPr>
+                <w:b/>
+                <w:bCs/>
+              </w:rPr>
+            </w:pPr>
+            <w:r>
+              <w:rPr>
+                <w:noProof/>
+              </w:rPr>
+              <w:drawing>
+                <wp:inline distT="0" distB="0" distL="0" distR="0" wp14:anchorId="49587543" wp14:editId="4F9F656D">
+                  <wp:extent cx="1165442" cy="655529"/>
+                  <wp:effectExtent l="0" t="0" r="0" b="0"/>
+                  <wp:docPr id="1281397105" name="Picture 6"/>
+                  <wp:cNvGraphicFramePr>
+                    <a:graphicFrameLocks xmlns:a="http://schemas.openxmlformats.org/drawingml/2006/main" noChangeAspect="1"/>
+                  </wp:cNvGraphicFramePr>
+                  <a:graphic xmlns:a="http://schemas.openxmlformats.org/drawingml/2006/main">
+                    <a:graphicData uri="http://schemas.openxmlformats.org/drawingml/2006/picture">
+                      <pic:pic xmlns:pic="http://schemas.openxmlformats.org/drawingml/2006/picture">
+                        <pic:nvPicPr>
+                          <pic:cNvPr id="0" name="Picture 10"/>
+                          <pic:cNvPicPr>
+                            <a:picLocks noChangeAspect="1" noChangeArrowheads="1"/>
+                          </pic:cNvPicPr>
+                        </pic:nvPicPr>
+                        <pic:blipFill>
+                          <a:blip r:embed="rId10" cstate="print">
+                            <a:extLst>
+                              <a:ext uri="{28A0092B-C50C-407E-A947-70E740481C1C}">
+                                <a14:useLocalDpi xmlns:a14="http://schemas.microsoft.com/office/drawing/2010/main" val="0"/>
+                              </a:ext>
+                            </a:extLst>
+                          </a:blip>
+                          <a:srcRect/>
+                          <a:stretch>
+                            <a:fillRect/>
+                          </a:stretch>
+                        </pic:blipFill>
+                        <pic:spPr bwMode="auto">
+                          <a:xfrm>
+                            <a:off x="0" y="0"/>
+                            <a:ext cx="1179351" cy="663352"/>
+                          </a:xfrm>
+                          <a:prstGeom prst="rect">
+                            <a:avLst/>
+                          </a:prstGeom>
+                          <a:noFill/>
+                          <a:ln>
+                            <a:noFill/>
+                          </a:ln>
+                        </pic:spPr>
+                      </pic:pic>
+                    </a:graphicData>
+                  </a:graphic>
+                </wp:inline>
+              </w:drawing>
             </w:r>
           </w:p>
           <w:p>

--- a/06_docs/Project_1_Build_Log.docx
+++ b/06_docs/Project_1_Build_Log.docx
@@ -101,8 +101,8 @@
       </w:tblPr>
       <w:tblGrid>
         <w:gridCol w:w="1428"/>
-        <w:gridCol w:w="4280"/>
-        <w:gridCol w:w="1218"/>
+        <w:gridCol w:w="4116"/>
+        <w:gridCol w:w="1382"/>
         <w:gridCol w:w="2090"/>
       </w:tblGrid>
       <w:tr>
@@ -242,7 +242,7 @@
               <w:spacing w:after="160" w:line="278" w:lineRule="auto"/>
             </w:pPr>
             <w:r>
-              <w:t>started</w:t>
+              <w:t>Completed</w:t>
             </w:r>
           </w:p>
         </w:tc>
@@ -347,7 +347,7 @@
               <w:spacing w:after="160" w:line="278" w:lineRule="auto"/>
             </w:pPr>
             <w:r>
-              <w:t>Not started</w:t>
+              <w:t>Completed</w:t>
             </w:r>
           </w:p>
         </w:tc>
@@ -399,7 +399,10 @@
               <w:spacing w:after="160" w:line="278" w:lineRule="auto"/>
             </w:pPr>
             <w:r>
-              <w:t>Not started</w:t>
+              <w:t>S</w:t>
+            </w:r>
+            <w:r>
+              <w:t>tarted</w:t>
             </w:r>
           </w:p>
         </w:tc>
@@ -1511,18 +1514,13 @@
               <w:t xml:space="preserve"> and pushed the initial project structure, README, documentation tem</w:t>
             </w:r>
             <w:r>
-              <w:t xml:space="preserve">plates, screenshots </w:t>
-            </w:r>
-            <w:proofErr w:type="gramStart"/>
-            <w:r>
-              <w:t>and .</w:t>
+              <w:t>plates, screenshots and .</w:t>
             </w:r>
             <w:proofErr w:type="spellStart"/>
             <w:r>
               <w:t>gitignore</w:t>
             </w:r>
             <w:proofErr w:type="spellEnd"/>
-            <w:proofErr w:type="gramEnd"/>
             <w:r>
               <w:t xml:space="preserve"> rule to GitHub.</w:t>
             </w:r>
@@ -1644,7 +1642,7 @@
                 <w:noProof/>
               </w:rPr>
               <w:drawing>
-                <wp:inline distT="0" distB="0" distL="0" distR="0" wp14:anchorId="49587543" wp14:editId="4F9F656D">
+                <wp:inline distT="0" distB="0" distL="0" distR="0" wp14:anchorId="49587543" wp14:editId="31BC022F">
                   <wp:extent cx="1165442" cy="655529"/>
                   <wp:effectExtent l="0" t="0" r="0" b="0"/>
                   <wp:docPr id="1281397105" name="Picture 6"/>
@@ -1709,12 +1707,6 @@
             <w:tcW w:w="9016" w:type="dxa"/>
           </w:tcPr>
           <w:p>
-            <w:pPr>
-              <w:rPr>
-                <w:b/>
-                <w:bCs/>
-              </w:rPr>
-            </w:pPr>
             <w:r>
               <w:rPr>
                 <w:b/>
@@ -1724,6 +1716,16 @@
               <w:t>Date:</w:t>
             </w:r>
             <w:r>
+              <w:rPr>
+                <w:b/>
+                <w:bCs/>
+              </w:rPr>
+              <w:t xml:space="preserve"> </w:t>
+            </w:r>
+            <w:r>
+              <w:t>07/07/2026</w:t>
+            </w:r>
+            <w:r>
               <w:br/>
             </w:r>
             <w:r>
@@ -1734,6 +1736,16 @@
               <w:t>Tool used:</w:t>
             </w:r>
             <w:r>
+              <w:rPr>
+                <w:b/>
+                <w:bCs/>
+              </w:rPr>
+              <w:t xml:space="preserve"> </w:t>
+            </w:r>
+            <w:r>
+              <w:t xml:space="preserve"> Excel, Microsoft Word, GitHub Desktop and Power BI Desktop</w:t>
+            </w:r>
+            <w:r>
               <w:br/>
             </w:r>
             <w:r>
@@ -1744,6 +1756,24 @@
               <w:t>What I did:</w:t>
             </w:r>
             <w:r>
+              <w:rPr>
+                <w:b/>
+                <w:bCs/>
+              </w:rPr>
+              <w:t xml:space="preserve"> </w:t>
+            </w:r>
+            <w:r>
+              <w:t xml:space="preserve"> Completed the Excel raw-data audit for all seven Project 1 source files, documented the findings in the Data Cleaning Log, committed the Excel audit workbook to GitHub, created the Power BI file and imported the first staging table, </w:t>
+            </w:r>
+            <w:proofErr w:type="spellStart"/>
+            <w:r>
+              <w:t>stg_asset_register</w:t>
+            </w:r>
+            <w:proofErr w:type="spellEnd"/>
+            <w:r>
+              <w:t>, through Power Query.</w:t>
+            </w:r>
+            <w:r>
               <w:br/>
             </w:r>
             <w:r>
@@ -1754,6 +1784,16 @@
               <w:t>Why it matters:</w:t>
             </w:r>
             <w:r>
+              <w:rPr>
+                <w:b/>
+                <w:bCs/>
+              </w:rPr>
+              <w:t xml:space="preserve"> </w:t>
+            </w:r>
+            <w:r>
+              <w:t xml:space="preserve"> This created a documented quality baseline before cleaning. The Excel audit identified which tables are structurally clean and which tables require repeatable Power Query cleaning. It also created evidence of my process before moving into modelling and dashboard development.</w:t>
+            </w:r>
+            <w:r>
               <w:br/>
             </w:r>
             <w:r>
@@ -1764,6 +1804,40 @@
               <w:t>Problem or decision:</w:t>
             </w:r>
             <w:r>
+              <w:rPr>
+                <w:b/>
+                <w:bCs/>
+              </w:rPr>
+              <w:t xml:space="preserve"> </w:t>
+            </w:r>
+            <w:r>
+              <w:t xml:space="preserve"> The first reference tables were mostly clean, so no unnecessary transformations were forced. The main cleaning focus will be </w:t>
+            </w:r>
+            <w:proofErr w:type="spellStart"/>
+            <w:r>
+              <w:t>fuel_usage</w:t>
+            </w:r>
+            <w:proofErr w:type="spellEnd"/>
+            <w:r>
+              <w:t xml:space="preserve">, </w:t>
+            </w:r>
+            <w:proofErr w:type="spellStart"/>
+            <w:r>
+              <w:t>maintenance_work_orders</w:t>
+            </w:r>
+            <w:proofErr w:type="spellEnd"/>
+            <w:r>
+              <w:t xml:space="preserve"> and </w:t>
+            </w:r>
+            <w:proofErr w:type="spellStart"/>
+            <w:r>
+              <w:t>shift_operations_log</w:t>
+            </w:r>
+            <w:proofErr w:type="spellEnd"/>
+            <w:r>
+              <w:t xml:space="preserve"> because the Excel audit found missing values, duplicate IDs, invalid dates, unmatched asset IDs and data-type issues in those tables.</w:t>
+            </w:r>
+            <w:r>
               <w:br/>
             </w:r>
             <w:r>
@@ -1777,6 +1851,9 @@
               <w:t xml:space="preserve">  </w:t>
             </w:r>
             <w:r>
+              <w:t xml:space="preserve"> A data project does not only involve finding errors. It also involves proving which tables are reliable, documenting quality decisions and using the right tool at the right stage. Excel helped with initial auditing, while Power Query will be used for repeatable cleaning.</w:t>
+            </w:r>
+            <w:r>
               <w:br/>
             </w:r>
             <w:r>
@@ -1787,16 +1864,201 @@
               <w:t xml:space="preserve">Evidence saved: </w:t>
             </w:r>
             <w:r>
-              <w:t>Screenshot / video / file name</w:t>
-            </w:r>
-          </w:p>
-          <w:p>
-            <w:pPr>
-              <w:rPr>
-                <w:b/>
-                <w:bCs/>
-              </w:rPr>
-            </w:pPr>
+              <w:t xml:space="preserve"> </w:t>
+            </w:r>
+          </w:p>
+          <w:p>
+            <w:r>
+              <w:t xml:space="preserve">Pilbara_Ridge_Excel_Raw_Data_Audit.xlsx </w:t>
+            </w:r>
+          </w:p>
+          <w:p>
+            <w:r>
+              <w:t xml:space="preserve">Data_Cleaning_Log.docx </w:t>
+            </w:r>
+          </w:p>
+          <w:p>
+            <w:r>
+              <w:t xml:space="preserve">Power BI file: </w:t>
+            </w:r>
+            <w:proofErr w:type="spellStart"/>
+            <w:r>
+              <w:t>Pilbara_Ridge_Fleet_Reliability.pbix</w:t>
+            </w:r>
+            <w:proofErr w:type="spellEnd"/>
+            <w:r>
+              <w:t xml:space="preserve"> </w:t>
+            </w:r>
+          </w:p>
+          <w:p>
+            <w:pPr>
+              <w:rPr>
+                <w:b/>
+                <w:bCs/>
+              </w:rPr>
+            </w:pPr>
+            <w:r>
+              <w:t>Screenshot: asset register loaded in Power Query</w:t>
+            </w:r>
+          </w:p>
+          <w:p>
+            <w:pPr>
+              <w:rPr>
+                <w:b/>
+                <w:bCs/>
+              </w:rPr>
+            </w:pPr>
+            <w:r>
+              <w:rPr>
+                <w:b/>
+                <w:bCs/>
+                <w:noProof/>
+              </w:rPr>
+              <w:drawing>
+                <wp:inline distT="0" distB="0" distL="0" distR="0" wp14:anchorId="67FC2DCF" wp14:editId="271AF832">
+                  <wp:extent cx="1359022" cy="849746"/>
+                  <wp:effectExtent l="0" t="0" r="0" b="7620"/>
+                  <wp:docPr id="475695890" name="Picture 1"/>
+                  <wp:cNvGraphicFramePr>
+                    <a:graphicFrameLocks xmlns:a="http://schemas.openxmlformats.org/drawingml/2006/main" noChangeAspect="1"/>
+                  </wp:cNvGraphicFramePr>
+                  <a:graphic xmlns:a="http://schemas.openxmlformats.org/drawingml/2006/main">
+                    <a:graphicData uri="http://schemas.openxmlformats.org/drawingml/2006/picture">
+                      <pic:pic xmlns:pic="http://schemas.openxmlformats.org/drawingml/2006/picture">
+                        <pic:nvPicPr>
+                          <pic:cNvPr id="0" name="Picture 1"/>
+                          <pic:cNvPicPr>
+                            <a:picLocks noChangeAspect="1" noChangeArrowheads="1"/>
+                          </pic:cNvPicPr>
+                        </pic:nvPicPr>
+                        <pic:blipFill>
+                          <a:blip r:embed="rId11" cstate="print">
+                            <a:extLst>
+                              <a:ext uri="{28A0092B-C50C-407E-A947-70E740481C1C}">
+                                <a14:useLocalDpi xmlns:a14="http://schemas.microsoft.com/office/drawing/2010/main" val="0"/>
+                              </a:ext>
+                            </a:extLst>
+                          </a:blip>
+                          <a:srcRect/>
+                          <a:stretch>
+                            <a:fillRect/>
+                          </a:stretch>
+                        </pic:blipFill>
+                        <pic:spPr bwMode="auto">
+                          <a:xfrm>
+                            <a:off x="0" y="0"/>
+                            <a:ext cx="1363907" cy="852800"/>
+                          </a:xfrm>
+                          <a:prstGeom prst="rect">
+                            <a:avLst/>
+                          </a:prstGeom>
+                          <a:noFill/>
+                          <a:ln>
+                            <a:noFill/>
+                          </a:ln>
+                        </pic:spPr>
+                      </pic:pic>
+                    </a:graphicData>
+                  </a:graphic>
+                </wp:inline>
+              </w:drawing>
+            </w:r>
+            <w:r>
+              <w:rPr>
+                <w:b/>
+                <w:bCs/>
+              </w:rPr>
+              <w:t xml:space="preserve"> </w:t>
+            </w:r>
+            <w:r>
+              <w:rPr>
+                <w:rFonts w:ascii="Times New Roman" w:eastAsia="Times New Roman" w:hAnsi="Times New Roman" w:cs="Times New Roman"/>
+                <w:snapToGrid w:val="0"/>
+                <w:color w:val="000000"/>
+                <w:w w:val="0"/>
+                <w:kern w:val="0"/>
+                <w:sz w:val="0"/>
+                <w:szCs w:val="0"/>
+                <w:u w:color="000000"/>
+                <w:bdr w:val="none" w:sz="0" w:space="0" w:color="000000"/>
+                <w:shd w:val="clear" w:color="000000" w:fill="000000"/>
+                <w:lang w:val="x-none" w:eastAsia="x-none" w:bidi="x-none"/>
+                <w14:ligatures w14:val="none"/>
+              </w:rPr>
+              <w:t xml:space="preserve"> </w:t>
+            </w:r>
+            <w:r>
+              <w:rPr>
+                <w:b/>
+                <w:bCs/>
+                <w:noProof/>
+              </w:rPr>
+              <w:drawing>
+                <wp:inline distT="0" distB="0" distL="0" distR="0" wp14:anchorId="29517C0C" wp14:editId="770B8891">
+                  <wp:extent cx="1418109" cy="886691"/>
+                  <wp:effectExtent l="0" t="0" r="0" b="8890"/>
+                  <wp:docPr id="1394371343" name="Picture 2"/>
+                  <wp:cNvGraphicFramePr>
+                    <a:graphicFrameLocks xmlns:a="http://schemas.openxmlformats.org/drawingml/2006/main" noChangeAspect="1"/>
+                  </wp:cNvGraphicFramePr>
+                  <a:graphic xmlns:a="http://schemas.openxmlformats.org/drawingml/2006/main">
+                    <a:graphicData uri="http://schemas.openxmlformats.org/drawingml/2006/picture">
+                      <pic:pic xmlns:pic="http://schemas.openxmlformats.org/drawingml/2006/picture">
+                        <pic:nvPicPr>
+                          <pic:cNvPr id="0" name="Picture 2"/>
+                          <pic:cNvPicPr>
+                            <a:picLocks noChangeAspect="1" noChangeArrowheads="1"/>
+                          </pic:cNvPicPr>
+                        </pic:nvPicPr>
+                        <pic:blipFill>
+                          <a:blip r:embed="rId12" cstate="print">
+                            <a:extLst>
+                              <a:ext uri="{28A0092B-C50C-407E-A947-70E740481C1C}">
+                                <a14:useLocalDpi xmlns:a14="http://schemas.microsoft.com/office/drawing/2010/main" val="0"/>
+                              </a:ext>
+                            </a:extLst>
+                          </a:blip>
+                          <a:srcRect/>
+                          <a:stretch>
+                            <a:fillRect/>
+                          </a:stretch>
+                        </pic:blipFill>
+                        <pic:spPr bwMode="auto">
+                          <a:xfrm>
+                            <a:off x="0" y="0"/>
+                            <a:ext cx="1444396" cy="903127"/>
+                          </a:xfrm>
+                          <a:prstGeom prst="rect">
+                            <a:avLst/>
+                          </a:prstGeom>
+                          <a:noFill/>
+                          <a:ln>
+                            <a:noFill/>
+                          </a:ln>
+                        </pic:spPr>
+                      </pic:pic>
+                    </a:graphicData>
+                  </a:graphic>
+                </wp:inline>
+              </w:drawing>
+            </w:r>
+            <w:r>
+              <w:rPr>
+                <w:rFonts w:ascii="Times New Roman" w:eastAsia="Times New Roman" w:hAnsi="Times New Roman" w:cs="Times New Roman"/>
+                <w:snapToGrid w:val="0"/>
+                <w:color w:val="000000"/>
+                <w:w w:val="0"/>
+                <w:kern w:val="0"/>
+                <w:sz w:val="0"/>
+                <w:szCs w:val="0"/>
+                <w:u w:color="000000"/>
+                <w:bdr w:val="none" w:sz="0" w:space="0" w:color="000000"/>
+                <w:shd w:val="clear" w:color="000000" w:fill="000000"/>
+                <w:lang w:val="x-none" w:eastAsia="x-none" w:bidi="x-none"/>
+                <w14:ligatures w14:val="none"/>
+              </w:rPr>
+              <w:t xml:space="preserve"> </w:t>
+            </w:r>
           </w:p>
         </w:tc>
       </w:tr>
@@ -1806,6 +2068,170 @@
             <w:tcW w:w="9016" w:type="dxa"/>
           </w:tcPr>
           <w:p>
+            <w:r>
+              <w:rPr>
+                <w:b/>
+                <w:bCs/>
+              </w:rPr>
+              <w:t>Date</w:t>
+            </w:r>
+            <w:r>
+              <w:t>:</w:t>
+            </w:r>
+            <w:r>
+              <w:t xml:space="preserve"> 08/07/2026</w:t>
+            </w:r>
+            <w:r>
+              <w:br/>
+            </w:r>
+            <w:r>
+              <w:rPr>
+                <w:b/>
+                <w:bCs/>
+              </w:rPr>
+              <w:t>Tool used:</w:t>
+            </w:r>
+            <w:r>
+              <w:rPr>
+                <w:b/>
+                <w:bCs/>
+              </w:rPr>
+              <w:t xml:space="preserve"> </w:t>
+            </w:r>
+            <w:r>
+              <w:t xml:space="preserve"> Continued the Power Query build by importing asset_register.csv into Power BI, renaming the query to </w:t>
+            </w:r>
+            <w:proofErr w:type="spellStart"/>
+            <w:r>
+              <w:t>stg_asset_register</w:t>
+            </w:r>
+            <w:proofErr w:type="spellEnd"/>
+            <w:r>
+              <w:t xml:space="preserve"> and making minor heading changes for consistency.</w:t>
+            </w:r>
+            <w:r>
+              <w:br/>
+            </w:r>
+            <w:r>
+              <w:rPr>
+                <w:b/>
+                <w:bCs/>
+              </w:rPr>
+              <w:t>What I did:</w:t>
+            </w:r>
+            <w:r>
+              <w:rPr>
+                <w:b/>
+                <w:bCs/>
+              </w:rPr>
+              <w:t xml:space="preserve"> </w:t>
+            </w:r>
+            <w:r>
+              <w:t xml:space="preserve"> Continued the Power Query build by importing asset_register.csv into Power BI, renaming the query to </w:t>
+            </w:r>
+            <w:proofErr w:type="spellStart"/>
+            <w:r>
+              <w:t>stg_asset_register</w:t>
+            </w:r>
+            <w:proofErr w:type="spellEnd"/>
+            <w:r>
+              <w:t xml:space="preserve"> and making minor heading changes for consistency.</w:t>
+            </w:r>
+            <w:r>
+              <w:br/>
+            </w:r>
+            <w:r>
+              <w:rPr>
+                <w:b/>
+                <w:bCs/>
+              </w:rPr>
+              <w:t>Why it matters:</w:t>
+            </w:r>
+            <w:r>
+              <w:rPr>
+                <w:b/>
+                <w:bCs/>
+              </w:rPr>
+              <w:t xml:space="preserve"> </w:t>
+            </w:r>
+            <w:r>
+              <w:t xml:space="preserve"> This created the first staging table in the Power BI file and </w:t>
+            </w:r>
+            <w:r>
+              <w:lastRenderedPageBreak/>
+              <w:t>established the naming approach for the remaining imported tables</w:t>
+            </w:r>
+            <w:r>
+              <w:rPr>
+                <w:b/>
+                <w:bCs/>
+              </w:rPr>
+              <w:t>.</w:t>
+            </w:r>
+            <w:r>
+              <w:br/>
+            </w:r>
+            <w:r>
+              <w:rPr>
+                <w:b/>
+                <w:bCs/>
+              </w:rPr>
+              <w:t>Problem or decision:</w:t>
+            </w:r>
+            <w:r>
+              <w:rPr>
+                <w:b/>
+                <w:bCs/>
+              </w:rPr>
+              <w:t xml:space="preserve"> </w:t>
+            </w:r>
+            <w:r>
+              <w:t xml:space="preserve"> The asset register did not require data cleaning, but column headings were adjusted to keep the model readable and consistent.</w:t>
+            </w:r>
+            <w:r>
+              <w:br/>
+            </w:r>
+            <w:r>
+              <w:rPr>
+                <w:b/>
+                <w:bCs/>
+              </w:rPr>
+              <w:t>What I learned:</w:t>
+            </w:r>
+            <w:r>
+              <w:t xml:space="preserve">  </w:t>
+            </w:r>
+            <w:r>
+              <w:t xml:space="preserve"> Power Query can be used not only to fix bad data, but also to standardise structure before modelling.</w:t>
+            </w:r>
+            <w:r>
+              <w:br/>
+            </w:r>
+            <w:r>
+              <w:rPr>
+                <w:b/>
+                <w:bCs/>
+              </w:rPr>
+              <w:t xml:space="preserve">Evidence saved: </w:t>
+            </w:r>
+          </w:p>
+          <w:p>
+            <w:pPr>
+              <w:rPr>
+                <w:b/>
+                <w:bCs/>
+              </w:rPr>
+            </w:pPr>
+            <w:r>
+              <w:t xml:space="preserve">Power BI file: </w:t>
+            </w:r>
+            <w:proofErr w:type="spellStart"/>
+            <w:r>
+              <w:t>Pilbara_Ridge_Fleet_Reliability.pbix</w:t>
+            </w:r>
+            <w:proofErr w:type="spellEnd"/>
+          </w:p>
+          <w:p>
             <w:pPr>
               <w:rPr>
                 <w:b/>
@@ -1821,12 +2247,368 @@
             <w:tcW w:w="9016" w:type="dxa"/>
           </w:tcPr>
           <w:p>
-            <w:pPr>
-              <w:rPr>
-                <w:b/>
-                <w:bCs/>
-              </w:rPr>
-            </w:pPr>
+            <w:r>
+              <w:rPr>
+                <w:b/>
+                <w:bCs/>
+              </w:rPr>
+              <w:lastRenderedPageBreak/>
+              <w:t>Date:</w:t>
+            </w:r>
+            <w:r>
+              <w:rPr>
+                <w:b/>
+                <w:bCs/>
+              </w:rPr>
+              <w:t xml:space="preserve"> </w:t>
+            </w:r>
+            <w:r>
+              <w:t>10/07/2026</w:t>
+            </w:r>
+            <w:r>
+              <w:br/>
+            </w:r>
+            <w:r>
+              <w:rPr>
+                <w:b/>
+                <w:bCs/>
+              </w:rPr>
+              <w:t>Tool used:</w:t>
+            </w:r>
+            <w:r>
+              <w:rPr>
+                <w:b/>
+                <w:bCs/>
+              </w:rPr>
+              <w:t xml:space="preserve"> </w:t>
+            </w:r>
+            <w:r>
+              <w:t xml:space="preserve"> Imported breakdown_events.csv into Power Query and renamed the query to </w:t>
+            </w:r>
+            <w:proofErr w:type="spellStart"/>
+            <w:r>
+              <w:t>stg_breakdown_events</w:t>
+            </w:r>
+            <w:proofErr w:type="spellEnd"/>
+            <w:r>
+              <w:t xml:space="preserve">. </w:t>
+            </w:r>
+          </w:p>
+          <w:p>
+            <w:pPr>
+              <w:rPr>
+                <w:b/>
+                <w:bCs/>
+              </w:rPr>
+            </w:pPr>
+            <w:r>
+              <w:rPr>
+                <w:b/>
+                <w:bCs/>
+              </w:rPr>
+              <w:t>What I did:</w:t>
+            </w:r>
+            <w:r>
+              <w:rPr>
+                <w:b/>
+                <w:bCs/>
+              </w:rPr>
+              <w:t xml:space="preserve"> </w:t>
+            </w:r>
+            <w:r>
+              <w:t xml:space="preserve"> </w:t>
+            </w:r>
+            <w:r>
+              <w:t xml:space="preserve"> Checked that the expected columns were present and reviewed the data types. Set </w:t>
+            </w:r>
+            <w:proofErr w:type="spellStart"/>
+            <w:r>
+              <w:t>breakdown_id</w:t>
+            </w:r>
+            <w:proofErr w:type="spellEnd"/>
+            <w:r>
+              <w:t xml:space="preserve">, </w:t>
+            </w:r>
+            <w:proofErr w:type="spellStart"/>
+            <w:r>
+              <w:t>asset_id</w:t>
+            </w:r>
+            <w:proofErr w:type="spellEnd"/>
+            <w:r>
+              <w:t xml:space="preserve">, </w:t>
+            </w:r>
+            <w:proofErr w:type="spellStart"/>
+            <w:r>
+              <w:t>failure_system</w:t>
+            </w:r>
+            <w:proofErr w:type="spellEnd"/>
+            <w:r>
+              <w:t xml:space="preserve">, </w:t>
+            </w:r>
+            <w:proofErr w:type="spellStart"/>
+            <w:r>
+              <w:t>failure_mode</w:t>
+            </w:r>
+            <w:proofErr w:type="spellEnd"/>
+            <w:r>
+              <w:t xml:space="preserve">, severity, </w:t>
+            </w:r>
+            <w:proofErr w:type="spellStart"/>
+            <w:r>
+              <w:t>root_cause</w:t>
+            </w:r>
+            <w:proofErr w:type="spellEnd"/>
+            <w:r>
+              <w:t xml:space="preserve"> and </w:t>
+            </w:r>
+            <w:proofErr w:type="spellStart"/>
+            <w:r>
+              <w:t>linked_work_order_id</w:t>
+            </w:r>
+            <w:proofErr w:type="spellEnd"/>
+            <w:r>
+              <w:t xml:space="preserve"> as Text. Set </w:t>
+            </w:r>
+            <w:proofErr w:type="spellStart"/>
+            <w:r>
+              <w:t>event_start</w:t>
+            </w:r>
+            <w:proofErr w:type="spellEnd"/>
+            <w:r>
+              <w:t xml:space="preserve"> and </w:t>
+            </w:r>
+            <w:proofErr w:type="spellStart"/>
+            <w:r>
+              <w:t>event_end</w:t>
+            </w:r>
+            <w:proofErr w:type="spellEnd"/>
+            <w:r>
+              <w:t xml:space="preserve"> as Date/Time. Set </w:t>
+            </w:r>
+            <w:proofErr w:type="spellStart"/>
+            <w:r>
+              <w:t>production_lost_tonnes</w:t>
+            </w:r>
+            <w:proofErr w:type="spellEnd"/>
+            <w:r>
+              <w:t xml:space="preserve"> as Decimal Number.</w:t>
+            </w:r>
+            <w:r>
+              <w:t xml:space="preserve"> </w:t>
+            </w:r>
+            <w:r>
+              <w:t xml:space="preserve"> I also fixed a timestamp issue where some </w:t>
+            </w:r>
+            <w:proofErr w:type="spellStart"/>
+            <w:r>
+              <w:t>event_start</w:t>
+            </w:r>
+            <w:proofErr w:type="spellEnd"/>
+            <w:r>
+              <w:t xml:space="preserve"> and </w:t>
+            </w:r>
+            <w:proofErr w:type="spellStart"/>
+            <w:r>
+              <w:t>event_end</w:t>
+            </w:r>
+            <w:proofErr w:type="spellEnd"/>
+            <w:r>
+              <w:t xml:space="preserve"> values contained floating-point timestamp artifacts such as 11:47:59.999999999. I rounded </w:t>
+            </w:r>
+            <w:proofErr w:type="spellStart"/>
+            <w:r>
+              <w:t>event_start</w:t>
+            </w:r>
+            <w:proofErr w:type="spellEnd"/>
+            <w:r>
+              <w:t xml:space="preserve"> and </w:t>
+            </w:r>
+            <w:proofErr w:type="spellStart"/>
+            <w:r>
+              <w:t>event_end</w:t>
+            </w:r>
+            <w:proofErr w:type="spellEnd"/>
+            <w:r>
+              <w:t xml:space="preserve"> to the nearest second and reapplied the Date/Time type after the transformation.</w:t>
+            </w:r>
+            <w:r>
+              <w:br/>
+            </w:r>
+            <w:r>
+              <w:rPr>
+                <w:b/>
+                <w:bCs/>
+              </w:rPr>
+              <w:t>Why it matters:</w:t>
+            </w:r>
+            <w:r>
+              <w:t xml:space="preserve"> This created a clean staging version of the breakdown events table for later analysis. The timestamp correction matters because breakdown duration, downtime patterns and links to maintenance work orders depend on reliable start and end times.</w:t>
+            </w:r>
+            <w:r>
+              <w:br/>
+            </w:r>
+            <w:r>
+              <w:rPr>
+                <w:b/>
+                <w:bCs/>
+              </w:rPr>
+              <w:t>Problem or decision:</w:t>
+            </w:r>
+          </w:p>
+          <w:p>
+            <w:r>
+              <w:t>The date/time fields needed extra attention because the timestamp rounding transformation reset the columns to a generic type. I decided to correct the timestamp artifact and then reapply the Date/Time type rather than leaving messy timestamp values in the model.</w:t>
+            </w:r>
+            <w:r>
+              <w:br/>
+            </w:r>
+            <w:r>
+              <w:rPr>
+                <w:b/>
+                <w:bCs/>
+              </w:rPr>
+              <w:t>What I learned:</w:t>
+            </w:r>
+            <w:r>
+              <w:t xml:space="preserve">  </w:t>
+            </w:r>
+            <w:r>
+              <w:t xml:space="preserve"> Power Query can change column types after a transformation, even when the original type was already correct. I learned to check data types again after applying cleaning steps, especially for date/time fields. I also learned that not every strange value is a data-entry error. Some issues are source-system or serialization artifacts that need controlled correction.</w:t>
+            </w:r>
+            <w:r>
+              <w:br/>
+            </w:r>
+            <w:r>
+              <w:rPr>
+                <w:b/>
+                <w:bCs/>
+              </w:rPr>
+              <w:t xml:space="preserve">Evidence saved: </w:t>
+            </w:r>
+          </w:p>
+          <w:p>
+            <w:r>
+              <w:t xml:space="preserve"> </w:t>
+            </w:r>
+            <w:r>
+              <w:rPr>
+                <w:noProof/>
+              </w:rPr>
+              <w:drawing>
+                <wp:inline distT="0" distB="0" distL="0" distR="0" wp14:anchorId="75FD99F4" wp14:editId="0A6DCF72">
+                  <wp:extent cx="1832697" cy="1145309"/>
+                  <wp:effectExtent l="0" t="0" r="0" b="0"/>
+                  <wp:docPr id="1540887072" name="Picture 1"/>
+                  <wp:cNvGraphicFramePr>
+                    <a:graphicFrameLocks xmlns:a="http://schemas.openxmlformats.org/drawingml/2006/main" noChangeAspect="1"/>
+                  </wp:cNvGraphicFramePr>
+                  <a:graphic xmlns:a="http://schemas.openxmlformats.org/drawingml/2006/main">
+                    <a:graphicData uri="http://schemas.openxmlformats.org/drawingml/2006/picture">
+                      <pic:pic xmlns:pic="http://schemas.openxmlformats.org/drawingml/2006/picture">
+                        <pic:nvPicPr>
+                          <pic:cNvPr id="1540887072" name="Picture 1540887072"/>
+                          <pic:cNvPicPr/>
+                        </pic:nvPicPr>
+                        <pic:blipFill>
+                          <a:blip r:embed="rId13" cstate="print">
+                            <a:extLst>
+                              <a:ext uri="{28A0092B-C50C-407E-A947-70E740481C1C}">
+                                <a14:useLocalDpi xmlns:a14="http://schemas.microsoft.com/office/drawing/2010/main" val="0"/>
+                              </a:ext>
+                            </a:extLst>
+                          </a:blip>
+                          <a:stretch>
+                            <a:fillRect/>
+                          </a:stretch>
+                        </pic:blipFill>
+                        <pic:spPr>
+                          <a:xfrm>
+                            <a:off x="0" y="0"/>
+                            <a:ext cx="1850915" cy="1156694"/>
+                          </a:xfrm>
+                          <a:prstGeom prst="rect">
+                            <a:avLst/>
+                          </a:prstGeom>
+                        </pic:spPr>
+                      </pic:pic>
+                    </a:graphicData>
+                  </a:graphic>
+                </wp:inline>
+              </w:drawing>
+            </w:r>
+            <w:r>
+              <w:t xml:space="preserve"> </w:t>
+            </w:r>
+            <w:r>
+              <w:rPr>
+                <w:noProof/>
+              </w:rPr>
+              <w:drawing>
+                <wp:inline distT="0" distB="0" distL="0" distR="0" wp14:anchorId="216DA006" wp14:editId="759FB19D">
+                  <wp:extent cx="1780598" cy="1112751"/>
+                  <wp:effectExtent l="0" t="0" r="0" b="0"/>
+                  <wp:docPr id="152860421" name="Picture 2"/>
+                  <wp:cNvGraphicFramePr>
+                    <a:graphicFrameLocks xmlns:a="http://schemas.openxmlformats.org/drawingml/2006/main" noChangeAspect="1"/>
+                  </wp:cNvGraphicFramePr>
+                  <a:graphic xmlns:a="http://schemas.openxmlformats.org/drawingml/2006/main">
+                    <a:graphicData uri="http://schemas.openxmlformats.org/drawingml/2006/picture">
+                      <pic:pic xmlns:pic="http://schemas.openxmlformats.org/drawingml/2006/picture">
+                        <pic:nvPicPr>
+                          <pic:cNvPr id="152860421" name="Picture 152860421"/>
+                          <pic:cNvPicPr/>
+                        </pic:nvPicPr>
+                        <pic:blipFill>
+                          <a:blip r:embed="rId14" cstate="print">
+                            <a:extLst>
+                              <a:ext uri="{28A0092B-C50C-407E-A947-70E740481C1C}">
+                                <a14:useLocalDpi xmlns:a14="http://schemas.microsoft.com/office/drawing/2010/main" val="0"/>
+                              </a:ext>
+                            </a:extLst>
+                          </a:blip>
+                          <a:stretch>
+                            <a:fillRect/>
+                          </a:stretch>
+                        </pic:blipFill>
+                        <pic:spPr>
+                          <a:xfrm>
+                            <a:off x="0" y="0"/>
+                            <a:ext cx="1846923" cy="1154200"/>
+                          </a:xfrm>
+                          <a:prstGeom prst="rect">
+                            <a:avLst/>
+                          </a:prstGeom>
+                        </pic:spPr>
+                      </pic:pic>
+                    </a:graphicData>
+                  </a:graphic>
+                </wp:inline>
+              </w:drawing>
+            </w:r>
+          </w:p>
+          <w:p>
+            <w:r>
+              <w:t xml:space="preserve">Power BI file: </w:t>
+            </w:r>
+            <w:proofErr w:type="spellStart"/>
+            <w:r>
+              <w:t>Pilbara_Ridge_Fleet_Reliability.pbix</w:t>
+            </w:r>
+            <w:proofErr w:type="spellEnd"/>
+            <w:r>
+              <w:t xml:space="preserve"> </w:t>
+            </w:r>
+          </w:p>
+          <w:p>
+            <w:pPr>
+              <w:rPr>
+                <w:b/>
+                <w:bCs/>
+              </w:rPr>
+            </w:pPr>
+            <w:r>
+              <w:t>Data cleaning documentation: Data_Cleaning_Log.docx</w:t>
+            </w:r>
           </w:p>
         </w:tc>
       </w:tr>
@@ -1842,6 +2624,464 @@
                 <w:bCs/>
               </w:rPr>
             </w:pPr>
+            <w:r>
+              <w:rPr>
+                <w:b/>
+                <w:bCs/>
+              </w:rPr>
+              <w:t>Date:</w:t>
+            </w:r>
+            <w:r>
+              <w:rPr>
+                <w:b/>
+                <w:bCs/>
+              </w:rPr>
+              <w:t xml:space="preserve"> </w:t>
+            </w:r>
+            <w:r>
+              <w:t>12/07/2026</w:t>
+            </w:r>
+            <w:r>
+              <w:br/>
+            </w:r>
+            <w:r>
+              <w:rPr>
+                <w:b/>
+                <w:bCs/>
+              </w:rPr>
+              <w:t>Tool used:</w:t>
+            </w:r>
+            <w:r>
+              <w:rPr>
+                <w:b/>
+                <w:bCs/>
+              </w:rPr>
+              <w:t xml:space="preserve"> </w:t>
+            </w:r>
+            <w:r>
+              <w:t xml:space="preserve"> Power BI Desktop, Power Query, Microsoft Word.</w:t>
+            </w:r>
+            <w:r>
+              <w:br/>
+            </w:r>
+            <w:r>
+              <w:rPr>
+                <w:b/>
+                <w:bCs/>
+              </w:rPr>
+              <w:t>What I did:</w:t>
+            </w:r>
+          </w:p>
+          <w:p>
+            <w:r>
+              <w:t xml:space="preserve">Continued the Power Query cleaning phase for Project 1. Confirmed that </w:t>
+            </w:r>
+            <w:proofErr w:type="spellStart"/>
+            <w:r>
+              <w:t>stg_asset_register</w:t>
+            </w:r>
+            <w:proofErr w:type="spellEnd"/>
+            <w:r>
+              <w:t xml:space="preserve">, </w:t>
+            </w:r>
+            <w:proofErr w:type="spellStart"/>
+            <w:r>
+              <w:t>stg_breakdown_events</w:t>
+            </w:r>
+            <w:proofErr w:type="spellEnd"/>
+            <w:r>
+              <w:t xml:space="preserve">, </w:t>
+            </w:r>
+            <w:proofErr w:type="spellStart"/>
+            <w:r>
+              <w:t>stg_crew_roster</w:t>
+            </w:r>
+            <w:proofErr w:type="spellEnd"/>
+            <w:r>
+              <w:t xml:space="preserve"> and </w:t>
+            </w:r>
+            <w:proofErr w:type="spellStart"/>
+            <w:r>
+              <w:t>stg_parts_inventory</w:t>
+            </w:r>
+            <w:proofErr w:type="spellEnd"/>
+            <w:r>
+              <w:t xml:space="preserve"> were loaded into the Power BI model. Re-imported </w:t>
+            </w:r>
+            <w:proofErr w:type="spellStart"/>
+            <w:r>
+              <w:t>stg_asset_register</w:t>
+            </w:r>
+            <w:proofErr w:type="spellEnd"/>
+            <w:r>
+              <w:t xml:space="preserve"> after noticing it </w:t>
+            </w:r>
+            <w:r>
+              <w:lastRenderedPageBreak/>
+              <w:t>was missing from the Data pane and confirmed it appeared correctly with the other staging tables.</w:t>
+            </w:r>
+            <w:r>
+              <w:t xml:space="preserve"> </w:t>
+            </w:r>
+            <w:r>
+              <w:t xml:space="preserve"> Imported fuel_usage.csv into Power Query and renamed the query to </w:t>
+            </w:r>
+            <w:proofErr w:type="spellStart"/>
+            <w:r>
+              <w:t>stg_fuel_usage</w:t>
+            </w:r>
+            <w:proofErr w:type="spellEnd"/>
+            <w:r>
+              <w:t xml:space="preserve">. Checked the expected headings: </w:t>
+            </w:r>
+            <w:proofErr w:type="spellStart"/>
+            <w:r>
+              <w:t>fuel_record_id</w:t>
+            </w:r>
+            <w:proofErr w:type="spellEnd"/>
+            <w:r>
+              <w:t xml:space="preserve">, date, </w:t>
+            </w:r>
+            <w:proofErr w:type="spellStart"/>
+            <w:r>
+              <w:t>asset_id</w:t>
+            </w:r>
+            <w:proofErr w:type="spellEnd"/>
+            <w:r>
+              <w:t xml:space="preserve">, </w:t>
+            </w:r>
+            <w:proofErr w:type="spellStart"/>
+            <w:r>
+              <w:t>operating_hours</w:t>
+            </w:r>
+            <w:proofErr w:type="spellEnd"/>
+            <w:r>
+              <w:t xml:space="preserve">, </w:t>
+            </w:r>
+            <w:proofErr w:type="spellStart"/>
+            <w:r>
+              <w:t>fuel_litres</w:t>
+            </w:r>
+            <w:proofErr w:type="spellEnd"/>
+            <w:r>
+              <w:t xml:space="preserve">, </w:t>
+            </w:r>
+            <w:proofErr w:type="spellStart"/>
+            <w:r>
+              <w:t>fuel_cost_aud</w:t>
+            </w:r>
+            <w:proofErr w:type="spellEnd"/>
+            <w:r>
+              <w:t xml:space="preserve"> and </w:t>
+            </w:r>
+            <w:proofErr w:type="spellStart"/>
+            <w:r>
+              <w:t>shift_type</w:t>
+            </w:r>
+            <w:proofErr w:type="spellEnd"/>
+            <w:r>
+              <w:t xml:space="preserve">. Updated the numeric fields so </w:t>
+            </w:r>
+            <w:proofErr w:type="spellStart"/>
+            <w:r>
+              <w:t>operating_hours</w:t>
+            </w:r>
+            <w:proofErr w:type="spellEnd"/>
+            <w:r>
+              <w:t xml:space="preserve">, </w:t>
+            </w:r>
+            <w:proofErr w:type="spellStart"/>
+            <w:r>
+              <w:t>fuel_litres</w:t>
+            </w:r>
+            <w:proofErr w:type="spellEnd"/>
+            <w:r>
+              <w:t xml:space="preserve"> and </w:t>
+            </w:r>
+            <w:proofErr w:type="spellStart"/>
+            <w:r>
+              <w:t>fuel_cost_aud</w:t>
+            </w:r>
+            <w:proofErr w:type="spellEnd"/>
+            <w:r>
+              <w:t xml:space="preserve"> were stored as Decimal Number.</w:t>
+            </w:r>
+            <w:r>
+              <w:t xml:space="preserve"> </w:t>
+            </w:r>
+            <w:r>
+              <w:t xml:space="preserve"> Created </w:t>
+            </w:r>
+            <w:proofErr w:type="spellStart"/>
+            <w:r>
+              <w:t>Fuel_Record_Quality_Flag</w:t>
+            </w:r>
+            <w:proofErr w:type="spellEnd"/>
+            <w:r>
+              <w:t xml:space="preserve"> to identify incomplete fuel records. Created </w:t>
+            </w:r>
+            <w:proofErr w:type="spellStart"/>
+            <w:r>
+              <w:t>Include_In_Fuel_Analysis</w:t>
+            </w:r>
+            <w:proofErr w:type="spellEnd"/>
+            <w:r>
+              <w:t xml:space="preserve"> to separate records that can be used safely in fuel-consumption KPIs from records that should remain in the dataset for data-quality reporting. Created </w:t>
+            </w:r>
+            <w:proofErr w:type="spellStart"/>
+            <w:r>
+              <w:t>Asset_ID_Standardised</w:t>
+            </w:r>
+            <w:proofErr w:type="spellEnd"/>
+            <w:r>
+              <w:t xml:space="preserve"> to clean inconsistent asset ID formatting, including lowercase IDs and IDs missing hyphens.</w:t>
+            </w:r>
+            <w:r>
+              <w:br/>
+            </w:r>
+            <w:r>
+              <w:rPr>
+                <w:b/>
+                <w:bCs/>
+              </w:rPr>
+              <w:t>Why it matters:</w:t>
+            </w:r>
+            <w:r>
+              <w:rPr>
+                <w:b/>
+                <w:bCs/>
+              </w:rPr>
+              <w:t xml:space="preserve"> </w:t>
+            </w:r>
+            <w:r>
+              <w:t xml:space="preserve"> This moved the project from simple importing into actual repeatable Power Query cleaning. The </w:t>
+            </w:r>
+            <w:proofErr w:type="spellStart"/>
+            <w:r>
+              <w:t>fuel_usage</w:t>
+            </w:r>
+            <w:proofErr w:type="spellEnd"/>
+            <w:r>
+              <w:t xml:space="preserve"> table is one of the first tables with real data-quality issues, so documenting and controlling those issues is important before building relationships, DAX measures and dashboard visuals.</w:t>
+            </w:r>
+            <w:r>
+              <w:br/>
+            </w:r>
+            <w:r>
+              <w:rPr>
+                <w:b/>
+                <w:bCs/>
+              </w:rPr>
+              <w:t>Problem or decision:</w:t>
+            </w:r>
+            <w:r>
+              <w:rPr>
+                <w:b/>
+                <w:bCs/>
+              </w:rPr>
+              <w:t xml:space="preserve"> </w:t>
+            </w:r>
+            <w:r>
+              <w:t xml:space="preserve"> The Excel audit suggested blank </w:t>
+            </w:r>
+            <w:proofErr w:type="spellStart"/>
+            <w:r>
+              <w:t>asset_id</w:t>
+            </w:r>
+            <w:proofErr w:type="spellEnd"/>
+            <w:r>
+              <w:t xml:space="preserve"> values, but Power Query validation did not confirm true null or blank asset IDs. Further inspection showed the real issue was inconsistent asset ID formatting, such as lowercase IDs and IDs without hyphens. I decided to keep the original </w:t>
+            </w:r>
+            <w:proofErr w:type="spellStart"/>
+            <w:r>
+              <w:t>asset_id</w:t>
+            </w:r>
+            <w:proofErr w:type="spellEnd"/>
+            <w:r>
+              <w:t xml:space="preserve"> field for transparency and create a separate </w:t>
+            </w:r>
+            <w:proofErr w:type="spellStart"/>
+            <w:r>
+              <w:t>Asset_ID_Standardised</w:t>
+            </w:r>
+            <w:proofErr w:type="spellEnd"/>
+            <w:r>
+              <w:t xml:space="preserve"> column for clean relationships.</w:t>
+            </w:r>
+          </w:p>
+          <w:p/>
+          <w:p>
+            <w:r>
+              <w:t xml:space="preserve">I also decided not to replace null </w:t>
+            </w:r>
+            <w:proofErr w:type="spellStart"/>
+            <w:r>
+              <w:t>fuel_litres</w:t>
+            </w:r>
+            <w:proofErr w:type="spellEnd"/>
+            <w:r>
+              <w:t xml:space="preserve"> values with zero. These records are retained, flagged as Missing fuel litres, and excluded from fuel KPI calculations using </w:t>
+            </w:r>
+            <w:proofErr w:type="spellStart"/>
+            <w:r>
+              <w:t>Include_In_Fuel_Analysis</w:t>
+            </w:r>
+            <w:proofErr w:type="spellEnd"/>
+            <w:r>
+              <w:t>.</w:t>
+            </w:r>
+            <w:r>
+              <w:br/>
+            </w:r>
+            <w:r>
+              <w:rPr>
+                <w:b/>
+                <w:bCs/>
+              </w:rPr>
+              <w:t>What I learned:</w:t>
+            </w:r>
+            <w:r>
+              <w:t xml:space="preserve">  </w:t>
+            </w:r>
+            <w:r>
+              <w:t xml:space="preserve"> I learned that an Excel audit finding should be validated again in Power Query before cleaning decisions are finalised. A value can look like a blank or matching issue in one tool but reveal itself as a formatting problem in another. I also learned the difference between cleaning data for relationships and preserving original source values for auditability.</w:t>
+            </w:r>
+            <w:r>
+              <w:br/>
+            </w:r>
+            <w:r>
+              <w:rPr>
+                <w:b/>
+                <w:bCs/>
+              </w:rPr>
+              <w:t xml:space="preserve">Evidence saved: </w:t>
+            </w:r>
+          </w:p>
+          <w:p>
+            <w:r>
+              <w:t xml:space="preserve">Screenshot: </w:t>
+            </w:r>
+          </w:p>
+          <w:p>
+            <w:r>
+              <w:rPr>
+                <w:noProof/>
+              </w:rPr>
+              <w:drawing>
+                <wp:inline distT="0" distB="0" distL="0" distR="0" wp14:anchorId="74E0D6EB" wp14:editId="1608F1F0">
+                  <wp:extent cx="1670119" cy="1043709"/>
+                  <wp:effectExtent l="0" t="0" r="6350" b="4445"/>
+                  <wp:docPr id="626628755" name="Picture 1"/>
+                  <wp:cNvGraphicFramePr>
+                    <a:graphicFrameLocks xmlns:a="http://schemas.openxmlformats.org/drawingml/2006/main" noChangeAspect="1"/>
+                  </wp:cNvGraphicFramePr>
+                  <a:graphic xmlns:a="http://schemas.openxmlformats.org/drawingml/2006/main">
+                    <a:graphicData uri="http://schemas.openxmlformats.org/drawingml/2006/picture">
+                      <pic:pic xmlns:pic="http://schemas.openxmlformats.org/drawingml/2006/picture">
+                        <pic:nvPicPr>
+                          <pic:cNvPr id="626628755" name="Picture 626628755"/>
+                          <pic:cNvPicPr/>
+                        </pic:nvPicPr>
+                        <pic:blipFill>
+                          <a:blip r:embed="rId15" cstate="print">
+                            <a:extLst>
+                              <a:ext uri="{28A0092B-C50C-407E-A947-70E740481C1C}">
+                                <a14:useLocalDpi xmlns:a14="http://schemas.microsoft.com/office/drawing/2010/main" val="0"/>
+                              </a:ext>
+                            </a:extLst>
+                          </a:blip>
+                          <a:stretch>
+                            <a:fillRect/>
+                          </a:stretch>
+                        </pic:blipFill>
+                        <pic:spPr>
+                          <a:xfrm>
+                            <a:off x="0" y="0"/>
+                            <a:ext cx="1683900" cy="1052321"/>
+                          </a:xfrm>
+                          <a:prstGeom prst="rect">
+                            <a:avLst/>
+                          </a:prstGeom>
+                        </pic:spPr>
+                      </pic:pic>
+                    </a:graphicData>
+                  </a:graphic>
+                </wp:inline>
+              </w:drawing>
+            </w:r>
+            <w:r>
+              <w:t xml:space="preserve"> </w:t>
+            </w:r>
+            <w:r>
+              <w:rPr>
+                <w:noProof/>
+              </w:rPr>
+              <w:drawing>
+                <wp:inline distT="0" distB="0" distL="0" distR="0" wp14:anchorId="6B2DFC1B" wp14:editId="4CF2B4A5">
+                  <wp:extent cx="1662430" cy="1038904"/>
+                  <wp:effectExtent l="0" t="0" r="0" b="8890"/>
+                  <wp:docPr id="1760386613" name="Picture 2"/>
+                  <wp:cNvGraphicFramePr>
+                    <a:graphicFrameLocks xmlns:a="http://schemas.openxmlformats.org/drawingml/2006/main" noChangeAspect="1"/>
+                  </wp:cNvGraphicFramePr>
+                  <a:graphic xmlns:a="http://schemas.openxmlformats.org/drawingml/2006/main">
+                    <a:graphicData uri="http://schemas.openxmlformats.org/drawingml/2006/picture">
+                      <pic:pic xmlns:pic="http://schemas.openxmlformats.org/drawingml/2006/picture">
+                        <pic:nvPicPr>
+                          <pic:cNvPr id="1760386613" name="Picture 1760386613"/>
+                          <pic:cNvPicPr/>
+                        </pic:nvPicPr>
+                        <pic:blipFill>
+                          <a:blip r:embed="rId16" cstate="print">
+                            <a:extLst>
+                              <a:ext uri="{28A0092B-C50C-407E-A947-70E740481C1C}">
+                                <a14:useLocalDpi xmlns:a14="http://schemas.microsoft.com/office/drawing/2010/main" val="0"/>
+                              </a:ext>
+                            </a:extLst>
+                          </a:blip>
+                          <a:stretch>
+                            <a:fillRect/>
+                          </a:stretch>
+                        </pic:blipFill>
+                        <pic:spPr>
+                          <a:xfrm>
+                            <a:off x="0" y="0"/>
+                            <a:ext cx="1732521" cy="1082706"/>
+                          </a:xfrm>
+                          <a:prstGeom prst="rect">
+                            <a:avLst/>
+                          </a:prstGeom>
+                        </pic:spPr>
+                      </pic:pic>
+                    </a:graphicData>
+                  </a:graphic>
+                </wp:inline>
+              </w:drawing>
+            </w:r>
+          </w:p>
+          <w:p>
+            <w:r>
+              <w:t xml:space="preserve">Power BI file: </w:t>
+            </w:r>
+            <w:proofErr w:type="spellStart"/>
+            <w:r>
+              <w:t>Pilbara_Ridge_Fleet_Reliability.pbix</w:t>
+            </w:r>
+            <w:proofErr w:type="spellEnd"/>
+            <w:r>
+              <w:t xml:space="preserve"> </w:t>
+            </w:r>
+          </w:p>
+          <w:p>
+            <w:pPr>
+              <w:rPr>
+                <w:b/>
+                <w:bCs/>
+              </w:rPr>
+            </w:pPr>
+            <w:r>
+              <w:t>Data cleaning documentation: Data_Cleaning_Log.docx</w:t>
+            </w:r>
           </w:p>
         </w:tc>
       </w:tr>
@@ -1857,6 +3097,88 @@
                 <w:bCs/>
               </w:rPr>
             </w:pPr>
+            <w:r>
+              <w:rPr>
+                <w:b/>
+                <w:bCs/>
+              </w:rPr>
+              <w:lastRenderedPageBreak/>
+              <w:t>Date:</w:t>
+            </w:r>
+            <w:r>
+              <w:br/>
+            </w:r>
+            <w:r>
+              <w:rPr>
+                <w:b/>
+                <w:bCs/>
+              </w:rPr>
+              <w:t>Tool used:</w:t>
+            </w:r>
+            <w:r>
+              <w:br/>
+            </w:r>
+            <w:r>
+              <w:rPr>
+                <w:b/>
+                <w:bCs/>
+              </w:rPr>
+              <w:t>What I did:</w:t>
+            </w:r>
+            <w:r>
+              <w:br/>
+            </w:r>
+            <w:r>
+              <w:rPr>
+                <w:b/>
+                <w:bCs/>
+              </w:rPr>
+              <w:t>Why it matters:</w:t>
+            </w:r>
+            <w:r>
+              <w:br/>
+            </w:r>
+            <w:r>
+              <w:rPr>
+                <w:b/>
+                <w:bCs/>
+              </w:rPr>
+              <w:t>Problem or decision:</w:t>
+            </w:r>
+            <w:r>
+              <w:br/>
+            </w:r>
+            <w:r>
+              <w:rPr>
+                <w:b/>
+                <w:bCs/>
+              </w:rPr>
+              <w:t>What I learned:</w:t>
+            </w:r>
+            <w:r>
+              <w:t xml:space="preserve">  </w:t>
+            </w:r>
+            <w:r>
+              <w:br/>
+            </w:r>
+            <w:r>
+              <w:rPr>
+                <w:b/>
+                <w:bCs/>
+              </w:rPr>
+              <w:t xml:space="preserve">Evidence saved: </w:t>
+            </w:r>
+            <w:r>
+              <w:t>Screenshot / video / file name</w:t>
+            </w:r>
+          </w:p>
+          <w:p>
+            <w:pPr>
+              <w:rPr>
+                <w:b/>
+                <w:bCs/>
+              </w:rPr>
+            </w:pPr>
           </w:p>
         </w:tc>
       </w:tr>
@@ -1865,6 +3187,88 @@
           <w:tcPr>
             <w:tcW w:w="9016" w:type="dxa"/>
           </w:tcPr>
+          <w:p>
+            <w:pPr>
+              <w:rPr>
+                <w:b/>
+                <w:bCs/>
+              </w:rPr>
+            </w:pPr>
+            <w:r>
+              <w:rPr>
+                <w:b/>
+                <w:bCs/>
+              </w:rPr>
+              <w:lastRenderedPageBreak/>
+              <w:t>Date:</w:t>
+            </w:r>
+            <w:r>
+              <w:br/>
+            </w:r>
+            <w:r>
+              <w:rPr>
+                <w:b/>
+                <w:bCs/>
+              </w:rPr>
+              <w:t>Tool used:</w:t>
+            </w:r>
+            <w:r>
+              <w:br/>
+            </w:r>
+            <w:r>
+              <w:rPr>
+                <w:b/>
+                <w:bCs/>
+              </w:rPr>
+              <w:t>What I did:</w:t>
+            </w:r>
+            <w:r>
+              <w:br/>
+            </w:r>
+            <w:r>
+              <w:rPr>
+                <w:b/>
+                <w:bCs/>
+              </w:rPr>
+              <w:t>Why it matters:</w:t>
+            </w:r>
+            <w:r>
+              <w:br/>
+            </w:r>
+            <w:r>
+              <w:rPr>
+                <w:b/>
+                <w:bCs/>
+              </w:rPr>
+              <w:t>Problem or decision:</w:t>
+            </w:r>
+            <w:r>
+              <w:br/>
+            </w:r>
+            <w:r>
+              <w:rPr>
+                <w:b/>
+                <w:bCs/>
+              </w:rPr>
+              <w:t>What I learned:</w:t>
+            </w:r>
+            <w:r>
+              <w:t xml:space="preserve">  </w:t>
+            </w:r>
+            <w:r>
+              <w:br/>
+            </w:r>
+            <w:r>
+              <w:rPr>
+                <w:b/>
+                <w:bCs/>
+              </w:rPr>
+              <w:t xml:space="preserve">Evidence saved: </w:t>
+            </w:r>
+            <w:r>
+              <w:t>Screenshot / video / file name</w:t>
+            </w:r>
+          </w:p>
           <w:p>
             <w:pPr>
               <w:rPr>

--- a/06_docs/Project_1_Build_Log.docx
+++ b/06_docs/Project_1_Build_Log.docx
@@ -1642,7 +1642,7 @@
                 <w:noProof/>
               </w:rPr>
               <w:drawing>
-                <wp:inline distT="0" distB="0" distL="0" distR="0" wp14:anchorId="49587543" wp14:editId="31BC022F">
+                <wp:inline distT="0" distB="0" distL="0" distR="0" wp14:anchorId="49587543" wp14:editId="7916D9BB">
                   <wp:extent cx="1165442" cy="655529"/>
                   <wp:effectExtent l="0" t="0" r="0" b="0"/>
                   <wp:docPr id="1281397105" name="Picture 6"/>
@@ -3106,6 +3106,19 @@
               <w:t>Date:</w:t>
             </w:r>
             <w:r>
+              <w:rPr>
+                <w:b/>
+                <w:bCs/>
+              </w:rPr>
+              <w:t xml:space="preserve"> </w:t>
+            </w:r>
+            <w:r>
+              <w:t>1</w:t>
+            </w:r>
+            <w:r>
+              <w:t>6/07/2026</w:t>
+            </w:r>
+            <w:r>
               <w:br/>
             </w:r>
             <w:r>
@@ -3116,8 +3129,26 @@
               <w:t>Tool used:</w:t>
             </w:r>
             <w:r>
-              <w:br/>
-            </w:r>
+              <w:rPr>
+                <w:b/>
+                <w:bCs/>
+              </w:rPr>
+              <w:t xml:space="preserve"> </w:t>
+            </w:r>
+            <w:r>
+              <w:t>Power BI Desktop, Power Query, Microsoft Word, ChatGPT</w:t>
+            </w:r>
+            <w:r>
+              <w:br/>
+            </w:r>
+          </w:p>
+          <w:p>
+            <w:pPr>
+              <w:rPr>
+                <w:b/>
+                <w:bCs/>
+              </w:rPr>
+            </w:pPr>
             <w:r>
               <w:rPr>
                 <w:b/>
@@ -3126,8 +3157,134 @@
               <w:t>What I did:</w:t>
             </w:r>
             <w:r>
-              <w:br/>
-            </w:r>
+              <w:rPr>
+                <w:b/>
+                <w:bCs/>
+              </w:rPr>
+              <w:t xml:space="preserve"> </w:t>
+            </w:r>
+          </w:p>
+          <w:p>
+            <w:pPr>
+              <w:rPr>
+                <w:b/>
+                <w:bCs/>
+              </w:rPr>
+            </w:pPr>
+            <w:r>
+              <w:t xml:space="preserve">Continued the Power Query cleaning phase for Project 1 by working on maintenance_work_orders.csv. Imported the file into Power Query and renamed it to </w:t>
+            </w:r>
+            <w:proofErr w:type="spellStart"/>
+            <w:r>
+              <w:t>stg_maintenance_work_orders</w:t>
+            </w:r>
+            <w:proofErr w:type="spellEnd"/>
+            <w:r>
+              <w:t xml:space="preserve">. Confirmed 707 rows loaded and checked that all expected columns were present. I corrected the main numeric fields by setting </w:t>
+            </w:r>
+            <w:proofErr w:type="spellStart"/>
+            <w:r>
+              <w:t>labour_hours</w:t>
+            </w:r>
+            <w:proofErr w:type="spellEnd"/>
+            <w:r>
+              <w:t xml:space="preserve">, </w:t>
+            </w:r>
+            <w:proofErr w:type="spellStart"/>
+            <w:r>
+              <w:t>materials_cost_aud</w:t>
+            </w:r>
+            <w:proofErr w:type="spellEnd"/>
+            <w:r>
+              <w:t xml:space="preserve">, </w:t>
+            </w:r>
+            <w:proofErr w:type="spellStart"/>
+            <w:r>
+              <w:t>external_service_cost_aud</w:t>
+            </w:r>
+            <w:proofErr w:type="spellEnd"/>
+            <w:r>
+              <w:t xml:space="preserve"> and </w:t>
+            </w:r>
+            <w:proofErr w:type="spellStart"/>
+            <w:r>
+              <w:t>downtime_hours</w:t>
+            </w:r>
+            <w:proofErr w:type="spellEnd"/>
+            <w:r>
+              <w:t xml:space="preserve"> </w:t>
+            </w:r>
+            <w:r>
+              <w:lastRenderedPageBreak/>
+              <w:t xml:space="preserve">to Decimal Number. I reviewed the </w:t>
+            </w:r>
+            <w:proofErr w:type="spellStart"/>
+            <w:r>
+              <w:t>failure_code</w:t>
+            </w:r>
+            <w:proofErr w:type="spellEnd"/>
+            <w:r>
+              <w:t xml:space="preserve"> and </w:t>
+            </w:r>
+            <w:proofErr w:type="spellStart"/>
+            <w:r>
+              <w:t>failure_description</w:t>
+            </w:r>
+            <w:proofErr w:type="spellEnd"/>
+            <w:r>
+              <w:t xml:space="preserve"> fields and identified inconsistent failure code labels, including abbreviations and mixed formats such as ELEC, Elec, Electrical, HYD, HYDRAULICS, TYR and TYRES. I created </w:t>
+            </w:r>
+            <w:proofErr w:type="spellStart"/>
+            <w:r>
+              <w:t>Failure_Category_Standardised</w:t>
+            </w:r>
+            <w:proofErr w:type="spellEnd"/>
+            <w:r>
+              <w:t xml:space="preserve"> to convert failure codes into full readable categories such as Electrical, Hydraulics, Transmission, Cooling, Engine, Structural, Tyres, Undercarriage and Preventive Maintenance. I kept the original </w:t>
+            </w:r>
+            <w:proofErr w:type="spellStart"/>
+            <w:r>
+              <w:t>failure_code</w:t>
+            </w:r>
+            <w:proofErr w:type="spellEnd"/>
+            <w:r>
+              <w:t xml:space="preserve"> column unchanged for auditability. I also identified errors in </w:t>
+            </w:r>
+            <w:proofErr w:type="spellStart"/>
+            <w:r>
+              <w:t>date_raised</w:t>
+            </w:r>
+            <w:proofErr w:type="spellEnd"/>
+            <w:r>
+              <w:t xml:space="preserve"> on rows 469 and 563. These values could not be parsed as valid dates, so I replaced the errors with null. I then created </w:t>
+            </w:r>
+            <w:proofErr w:type="spellStart"/>
+            <w:r>
+              <w:t>Work_Order_Quality_Flag</w:t>
+            </w:r>
+            <w:proofErr w:type="spellEnd"/>
+            <w:r>
+              <w:t xml:space="preserve"> to classify work order records by quality issue and created </w:t>
+            </w:r>
+            <w:proofErr w:type="spellStart"/>
+            <w:r>
+              <w:t>Include_In_Work_Order_Analysis</w:t>
+            </w:r>
+            <w:proofErr w:type="spellEnd"/>
+            <w:r>
+              <w:t xml:space="preserve"> as a True/False flag for KPI filtering.</w:t>
+            </w:r>
+            <w:r>
+              <w:br/>
+            </w:r>
+          </w:p>
+          <w:p>
+            <w:pPr>
+              <w:rPr>
+                <w:b/>
+                <w:bCs/>
+              </w:rPr>
+            </w:pPr>
             <w:r>
               <w:rPr>
                 <w:b/>
@@ -3135,9 +3292,25 @@
               </w:rPr>
               <w:t>Why it matters:</w:t>
             </w:r>
-            <w:r>
-              <w:br/>
-            </w:r>
+          </w:p>
+          <w:p>
+            <w:proofErr w:type="spellStart"/>
+            <w:r>
+              <w:t>maintenance_work_orders</w:t>
+            </w:r>
+            <w:proofErr w:type="spellEnd"/>
+            <w:r>
+              <w:t xml:space="preserve"> is one of the central tables in the fleet reliability project. It connects assets, maintenance activity, costs, downtime, crews and failure categories. Cleaning this table properly is important because it will support work order KPIs, downtime analysis, cost analysis and failure pattern reporting. </w:t>
+            </w:r>
+          </w:p>
+          <w:p/>
+          <w:p>
+            <w:pPr>
+              <w:rPr>
+                <w:b/>
+                <w:bCs/>
+              </w:rPr>
+            </w:pPr>
             <w:r>
               <w:rPr>
                 <w:b/>
@@ -3145,9 +3318,54 @@
               </w:rPr>
               <w:t>Problem or decision:</w:t>
             </w:r>
-            <w:r>
-              <w:br/>
-            </w:r>
+          </w:p>
+          <w:p>
+            <w:pPr>
+              <w:rPr>
+                <w:b/>
+                <w:bCs/>
+              </w:rPr>
+            </w:pPr>
+            <w:r>
+              <w:t xml:space="preserve">The original </w:t>
+            </w:r>
+            <w:proofErr w:type="spellStart"/>
+            <w:r>
+              <w:t>failure_code</w:t>
+            </w:r>
+            <w:proofErr w:type="spellEnd"/>
+            <w:r>
+              <w:t xml:space="preserve"> field contained inconsistent abbreviations and labels, so I decided not to overwrite it. Instead, I created a separate </w:t>
+            </w:r>
+            <w:proofErr w:type="spellStart"/>
+            <w:r>
+              <w:t>Failure_Category_Standardised</w:t>
+            </w:r>
+            <w:proofErr w:type="spellEnd"/>
+            <w:r>
+              <w:t xml:space="preserve"> column using full readable names to support accessibility and dashboard clarity. The Excel audit suggested several quality issues. Power Query confirmed invalid </w:t>
+            </w:r>
+            <w:proofErr w:type="spellStart"/>
+            <w:r>
+              <w:t>date_raised</w:t>
+            </w:r>
+            <w:proofErr w:type="spellEnd"/>
+            <w:r>
+              <w:t xml:space="preserve"> values and missing planned or actual finish dates. I decided to convert invalid </w:t>
+            </w:r>
+            <w:proofErr w:type="spellStart"/>
+            <w:r>
+              <w:t>date_raised</w:t>
+            </w:r>
+            <w:proofErr w:type="spellEnd"/>
+            <w:r>
+              <w:t xml:space="preserve"> errors to null and flag them rather than manually guessing the correct dates. I also validated the “finish before start date” issue separately and found that Power Query did not confirm it after type handling, so I did not force that issue into the final quality flag.</w:t>
+            </w:r>
+            <w:r>
+              <w:br/>
+            </w:r>
+          </w:p>
+          <w:p>
             <w:r>
               <w:rPr>
                 <w:b/>
@@ -3158,6 +3376,17 @@
             <w:r>
               <w:t xml:space="preserve">  </w:t>
             </w:r>
+          </w:p>
+          <w:p>
+            <w:pPr>
+              <w:rPr>
+                <w:b/>
+                <w:bCs/>
+              </w:rPr>
+            </w:pPr>
+            <w:r>
+              <w:t xml:space="preserve">I learned that Power Query cleaning is not only about fixing errors. It is also about making deliberate modelling decisions. I learned to keep raw source columns for transparency while creating standardised analysis columns for reporting. I also learned that accessibility starts during data preparation because readable categories make later dashboard design simpler and clearer. </w:t>
+            </w:r>
             <w:r>
               <w:br/>
             </w:r>
@@ -3168,17 +3397,130 @@
               </w:rPr>
               <w:t xml:space="preserve">Evidence saved: </w:t>
             </w:r>
-            <w:r>
-              <w:t>Screenshot / video / file name</w:t>
-            </w:r>
-          </w:p>
-          <w:p>
-            <w:pPr>
-              <w:rPr>
-                <w:b/>
-                <w:bCs/>
-              </w:rPr>
-            </w:pPr>
+          </w:p>
+          <w:p>
+            <w:r>
+              <w:t xml:space="preserve">26_maintenance_work_orders_quality_flags_created.png Power BI file: </w:t>
+            </w:r>
+            <w:proofErr w:type="spellStart"/>
+            <w:r>
+              <w:t>Pilbara_Ridge_Fleet_Reliability.pbix</w:t>
+            </w:r>
+            <w:proofErr w:type="spellEnd"/>
+            <w:r>
+              <w:t xml:space="preserve"> Data cleaning documentation: Data_Cleaning_Log.docx</w:t>
+            </w:r>
+          </w:p>
+          <w:p>
+            <w:pPr>
+              <w:rPr>
+                <w:b/>
+                <w:bCs/>
+              </w:rPr>
+            </w:pPr>
+            <w:r>
+              <w:rPr>
+                <w:b/>
+                <w:bCs/>
+                <w:noProof/>
+              </w:rPr>
+              <w:drawing>
+                <wp:inline distT="0" distB="0" distL="0" distR="0" wp14:anchorId="36FD91B5" wp14:editId="0F137908">
+                  <wp:extent cx="1625780" cy="1016000"/>
+                  <wp:effectExtent l="0" t="0" r="0" b="0"/>
+                  <wp:docPr id="884038252" name="Picture 1"/>
+                  <wp:cNvGraphicFramePr>
+                    <a:graphicFrameLocks xmlns:a="http://schemas.openxmlformats.org/drawingml/2006/main" noChangeAspect="1"/>
+                  </wp:cNvGraphicFramePr>
+                  <a:graphic xmlns:a="http://schemas.openxmlformats.org/drawingml/2006/main">
+                    <a:graphicData uri="http://schemas.openxmlformats.org/drawingml/2006/picture">
+                      <pic:pic xmlns:pic="http://schemas.openxmlformats.org/drawingml/2006/picture">
+                        <pic:nvPicPr>
+                          <pic:cNvPr id="884038252" name="Picture 884038252"/>
+                          <pic:cNvPicPr/>
+                        </pic:nvPicPr>
+                        <pic:blipFill>
+                          <a:blip r:embed="rId17" cstate="print">
+                            <a:extLst>
+                              <a:ext uri="{28A0092B-C50C-407E-A947-70E740481C1C}">
+                                <a14:useLocalDpi xmlns:a14="http://schemas.microsoft.com/office/drawing/2010/main" val="0"/>
+                              </a:ext>
+                            </a:extLst>
+                          </a:blip>
+                          <a:stretch>
+                            <a:fillRect/>
+                          </a:stretch>
+                        </pic:blipFill>
+                        <pic:spPr>
+                          <a:xfrm>
+                            <a:off x="0" y="0"/>
+                            <a:ext cx="1641851" cy="1026043"/>
+                          </a:xfrm>
+                          <a:prstGeom prst="rect">
+                            <a:avLst/>
+                          </a:prstGeom>
+                        </pic:spPr>
+                      </pic:pic>
+                    </a:graphicData>
+                  </a:graphic>
+                </wp:inline>
+              </w:drawing>
+            </w:r>
+            <w:r>
+              <w:rPr>
+                <w:b/>
+                <w:bCs/>
+              </w:rPr>
+              <w:t xml:space="preserve"> </w:t>
+            </w:r>
+            <w:r>
+              <w:rPr>
+                <w:b/>
+                <w:bCs/>
+                <w:noProof/>
+              </w:rPr>
+              <w:drawing>
+                <wp:inline distT="0" distB="0" distL="0" distR="0" wp14:anchorId="718D31A3" wp14:editId="2E33AA27">
+                  <wp:extent cx="1690039" cy="1006764"/>
+                  <wp:effectExtent l="0" t="0" r="5715" b="3175"/>
+                  <wp:docPr id="1494928307" name="Picture 2"/>
+                  <wp:cNvGraphicFramePr>
+                    <a:graphicFrameLocks xmlns:a="http://schemas.openxmlformats.org/drawingml/2006/main" noChangeAspect="1"/>
+                  </wp:cNvGraphicFramePr>
+                  <a:graphic xmlns:a="http://schemas.openxmlformats.org/drawingml/2006/main">
+                    <a:graphicData uri="http://schemas.openxmlformats.org/drawingml/2006/picture">
+                      <pic:pic xmlns:pic="http://schemas.openxmlformats.org/drawingml/2006/picture">
+                        <pic:nvPicPr>
+                          <pic:cNvPr id="1494928307" name="Picture 1494928307"/>
+                          <pic:cNvPicPr/>
+                        </pic:nvPicPr>
+                        <pic:blipFill>
+                          <a:blip r:embed="rId18" cstate="print">
+                            <a:extLst>
+                              <a:ext uri="{28A0092B-C50C-407E-A947-70E740481C1C}">
+                                <a14:useLocalDpi xmlns:a14="http://schemas.microsoft.com/office/drawing/2010/main" val="0"/>
+                              </a:ext>
+                            </a:extLst>
+                          </a:blip>
+                          <a:stretch>
+                            <a:fillRect/>
+                          </a:stretch>
+                        </pic:blipFill>
+                        <pic:spPr>
+                          <a:xfrm>
+                            <a:off x="0" y="0"/>
+                            <a:ext cx="1702095" cy="1013946"/>
+                          </a:xfrm>
+                          <a:prstGeom prst="rect">
+                            <a:avLst/>
+                          </a:prstGeom>
+                        </pic:spPr>
+                      </pic:pic>
+                    </a:graphicData>
+                  </a:graphic>
+                </wp:inline>
+              </w:drawing>
+            </w:r>
           </w:p>
         </w:tc>
       </w:tr>
@@ -3200,6 +3542,392 @@
                 <w:bCs/>
               </w:rPr>
               <w:lastRenderedPageBreak/>
+              <w:t>Date:</w:t>
+            </w:r>
+            <w:r>
+              <w:br/>
+            </w:r>
+            <w:r>
+              <w:rPr>
+                <w:b/>
+                <w:bCs/>
+              </w:rPr>
+              <w:t>Tool used:</w:t>
+            </w:r>
+            <w:r>
+              <w:br/>
+            </w:r>
+            <w:r>
+              <w:rPr>
+                <w:b/>
+                <w:bCs/>
+              </w:rPr>
+              <w:t>What I did:</w:t>
+            </w:r>
+            <w:r>
+              <w:br/>
+            </w:r>
+            <w:r>
+              <w:rPr>
+                <w:b/>
+                <w:bCs/>
+              </w:rPr>
+              <w:t>Why it matters:</w:t>
+            </w:r>
+            <w:r>
+              <w:br/>
+            </w:r>
+            <w:r>
+              <w:rPr>
+                <w:b/>
+                <w:bCs/>
+              </w:rPr>
+              <w:lastRenderedPageBreak/>
+              <w:t>Problem or decision:</w:t>
+            </w:r>
+            <w:r>
+              <w:br/>
+            </w:r>
+            <w:r>
+              <w:rPr>
+                <w:b/>
+                <w:bCs/>
+              </w:rPr>
+              <w:t>What I learned:</w:t>
+            </w:r>
+            <w:r>
+              <w:t xml:space="preserve">  </w:t>
+            </w:r>
+            <w:r>
+              <w:br/>
+            </w:r>
+            <w:r>
+              <w:rPr>
+                <w:b/>
+                <w:bCs/>
+              </w:rPr>
+              <w:t xml:space="preserve">Evidence saved: </w:t>
+            </w:r>
+            <w:r>
+              <w:t>Screenshot / video / file name</w:t>
+            </w:r>
+          </w:p>
+          <w:p>
+            <w:pPr>
+              <w:rPr>
+                <w:b/>
+                <w:bCs/>
+              </w:rPr>
+            </w:pPr>
+          </w:p>
+        </w:tc>
+      </w:tr>
+      <w:tr>
+        <w:tc>
+          <w:tcPr>
+            <w:tcW w:w="9016" w:type="dxa"/>
+          </w:tcPr>
+          <w:p>
+            <w:pPr>
+              <w:rPr>
+                <w:b/>
+                <w:bCs/>
+              </w:rPr>
+            </w:pPr>
+            <w:r>
+              <w:rPr>
+                <w:b/>
+                <w:bCs/>
+              </w:rPr>
+              <w:lastRenderedPageBreak/>
+              <w:t>Date:</w:t>
+            </w:r>
+            <w:r>
+              <w:br/>
+            </w:r>
+            <w:r>
+              <w:rPr>
+                <w:b/>
+                <w:bCs/>
+              </w:rPr>
+              <w:t>Tool used:</w:t>
+            </w:r>
+            <w:r>
+              <w:br/>
+            </w:r>
+            <w:r>
+              <w:rPr>
+                <w:b/>
+                <w:bCs/>
+              </w:rPr>
+              <w:t>What I did:</w:t>
+            </w:r>
+            <w:r>
+              <w:br/>
+            </w:r>
+            <w:r>
+              <w:rPr>
+                <w:b/>
+                <w:bCs/>
+              </w:rPr>
+              <w:t>Why it matters:</w:t>
+            </w:r>
+            <w:r>
+              <w:br/>
+            </w:r>
+            <w:r>
+              <w:rPr>
+                <w:b/>
+                <w:bCs/>
+              </w:rPr>
+              <w:t>Problem or decision:</w:t>
+            </w:r>
+            <w:r>
+              <w:br/>
+            </w:r>
+            <w:r>
+              <w:rPr>
+                <w:b/>
+                <w:bCs/>
+              </w:rPr>
+              <w:t>What I learned:</w:t>
+            </w:r>
+            <w:r>
+              <w:t xml:space="preserve">  </w:t>
+            </w:r>
+            <w:r>
+              <w:br/>
+            </w:r>
+            <w:r>
+              <w:rPr>
+                <w:b/>
+                <w:bCs/>
+              </w:rPr>
+              <w:t xml:space="preserve">Evidence saved: </w:t>
+            </w:r>
+            <w:r>
+              <w:t>Screenshot / video / file name</w:t>
+            </w:r>
+          </w:p>
+          <w:p>
+            <w:pPr>
+              <w:rPr>
+                <w:b/>
+                <w:bCs/>
+              </w:rPr>
+            </w:pPr>
+          </w:p>
+        </w:tc>
+      </w:tr>
+      <w:tr>
+        <w:tc>
+          <w:tcPr>
+            <w:tcW w:w="9016" w:type="dxa"/>
+          </w:tcPr>
+          <w:p>
+            <w:pPr>
+              <w:rPr>
+                <w:b/>
+                <w:bCs/>
+              </w:rPr>
+            </w:pPr>
+            <w:r>
+              <w:rPr>
+                <w:b/>
+                <w:bCs/>
+              </w:rPr>
+              <w:t>Date:</w:t>
+            </w:r>
+            <w:r>
+              <w:br/>
+            </w:r>
+            <w:r>
+              <w:rPr>
+                <w:b/>
+                <w:bCs/>
+              </w:rPr>
+              <w:t>Tool used:</w:t>
+            </w:r>
+            <w:r>
+              <w:br/>
+            </w:r>
+            <w:r>
+              <w:rPr>
+                <w:b/>
+                <w:bCs/>
+              </w:rPr>
+              <w:t>What I did:</w:t>
+            </w:r>
+            <w:r>
+              <w:br/>
+            </w:r>
+            <w:r>
+              <w:rPr>
+                <w:b/>
+                <w:bCs/>
+              </w:rPr>
+              <w:t>Why it matters:</w:t>
+            </w:r>
+            <w:r>
+              <w:br/>
+            </w:r>
+            <w:r>
+              <w:rPr>
+                <w:b/>
+                <w:bCs/>
+              </w:rPr>
+              <w:t>Problem or decision:</w:t>
+            </w:r>
+            <w:r>
+              <w:br/>
+            </w:r>
+            <w:r>
+              <w:rPr>
+                <w:b/>
+                <w:bCs/>
+              </w:rPr>
+              <w:t>What I learned:</w:t>
+            </w:r>
+            <w:r>
+              <w:t xml:space="preserve">  </w:t>
+            </w:r>
+            <w:r>
+              <w:br/>
+            </w:r>
+            <w:r>
+              <w:rPr>
+                <w:b/>
+                <w:bCs/>
+              </w:rPr>
+              <w:t xml:space="preserve">Evidence saved: </w:t>
+            </w:r>
+            <w:r>
+              <w:t>Screenshot / video / file name</w:t>
+            </w:r>
+          </w:p>
+          <w:p>
+            <w:pPr>
+              <w:rPr>
+                <w:b/>
+                <w:bCs/>
+              </w:rPr>
+            </w:pPr>
+          </w:p>
+        </w:tc>
+      </w:tr>
+      <w:tr>
+        <w:tc>
+          <w:tcPr>
+            <w:tcW w:w="9016" w:type="dxa"/>
+          </w:tcPr>
+          <w:p>
+            <w:pPr>
+              <w:rPr>
+                <w:b/>
+                <w:bCs/>
+              </w:rPr>
+            </w:pPr>
+            <w:r>
+              <w:rPr>
+                <w:b/>
+                <w:bCs/>
+              </w:rPr>
+              <w:t>Date:</w:t>
+            </w:r>
+            <w:r>
+              <w:br/>
+            </w:r>
+            <w:r>
+              <w:rPr>
+                <w:b/>
+                <w:bCs/>
+              </w:rPr>
+              <w:t>Tool used:</w:t>
+            </w:r>
+            <w:r>
+              <w:br/>
+            </w:r>
+            <w:r>
+              <w:rPr>
+                <w:b/>
+                <w:bCs/>
+              </w:rPr>
+              <w:t>What I did:</w:t>
+            </w:r>
+            <w:r>
+              <w:br/>
+            </w:r>
+            <w:r>
+              <w:rPr>
+                <w:b/>
+                <w:bCs/>
+              </w:rPr>
+              <w:t>Why it matters:</w:t>
+            </w:r>
+            <w:r>
+              <w:br/>
+            </w:r>
+            <w:r>
+              <w:rPr>
+                <w:b/>
+                <w:bCs/>
+              </w:rPr>
+              <w:t>Problem or decision:</w:t>
+            </w:r>
+            <w:r>
+              <w:br/>
+            </w:r>
+            <w:r>
+              <w:rPr>
+                <w:b/>
+                <w:bCs/>
+              </w:rPr>
+              <w:t>What I learned:</w:t>
+            </w:r>
+            <w:r>
+              <w:t xml:space="preserve">  </w:t>
+            </w:r>
+            <w:r>
+              <w:br/>
+            </w:r>
+            <w:r>
+              <w:rPr>
+                <w:b/>
+                <w:bCs/>
+              </w:rPr>
+              <w:t xml:space="preserve">Evidence saved: </w:t>
+            </w:r>
+            <w:r>
+              <w:t>Screenshot / video / file name</w:t>
+            </w:r>
+          </w:p>
+          <w:p>
+            <w:pPr>
+              <w:rPr>
+                <w:b/>
+                <w:bCs/>
+              </w:rPr>
+            </w:pPr>
+          </w:p>
+        </w:tc>
+      </w:tr>
+      <w:tr>
+        <w:tc>
+          <w:tcPr>
+            <w:tcW w:w="9016" w:type="dxa"/>
+          </w:tcPr>
+          <w:p>
+            <w:pPr>
+              <w:rPr>
+                <w:b/>
+                <w:bCs/>
+              </w:rPr>
+            </w:pPr>
+            <w:r>
+              <w:rPr>
+                <w:b/>
+                <w:bCs/>
+              </w:rPr>
               <w:t>Date:</w:t>
             </w:r>
             <w:r>
@@ -5367,7 +6095,6 @@
   <w:style w:type="character" w:default="1" w:styleId="DefaultParagraphFont">
     <w:name w:val="Default Paragraph Font"/>
     <w:uiPriority w:val="1"/>
-    <w:semiHidden/>
     <w:unhideWhenUsed/>
   </w:style>
   <w:style w:type="table" w:default="1" w:styleId="TableNormal">

--- a/06_docs/Project_1_Build_Log.docx
+++ b/06_docs/Project_1_Build_Log.docx
@@ -1642,7 +1642,7 @@
                 <w:noProof/>
               </w:rPr>
               <w:drawing>
-                <wp:inline distT="0" distB="0" distL="0" distR="0" wp14:anchorId="49587543" wp14:editId="7916D9BB">
+                <wp:inline distT="0" distB="0" distL="0" distR="0" wp14:anchorId="49587543" wp14:editId="752B77B2">
                   <wp:extent cx="1165442" cy="655529"/>
                   <wp:effectExtent l="0" t="0" r="0" b="0"/>
                   <wp:docPr id="1281397105" name="Picture 6"/>
@@ -3136,7 +3136,7 @@
               <w:t xml:space="preserve"> </w:t>
             </w:r>
             <w:r>
-              <w:t>Power BI Desktop, Power Query, Microsoft Word, ChatGPT</w:t>
+              <w:t xml:space="preserve">Power BI Desktop, Power Query, </w:t>
             </w:r>
             <w:r>
               <w:br/>
@@ -3545,6 +3545,26 @@
               <w:t>Date:</w:t>
             </w:r>
             <w:r>
+              <w:rPr>
+                <w:b/>
+                <w:bCs/>
+              </w:rPr>
+              <w:t xml:space="preserve"> </w:t>
+            </w:r>
+            <w:r>
+              <w:t xml:space="preserve">  </w:t>
+            </w:r>
+            <w:r>
+              <w:t>16/07/2026</w:t>
+            </w:r>
+            <w:r>
+              <w:rPr>
+                <w:b/>
+                <w:bCs/>
+              </w:rPr>
+              <w:t xml:space="preserve"> </w:t>
+            </w:r>
+            <w:r>
               <w:br/>
             </w:r>
             <w:r>
@@ -3555,6 +3575,19 @@
               <w:t>Tool used:</w:t>
             </w:r>
             <w:r>
+              <w:rPr>
+                <w:b/>
+                <w:bCs/>
+              </w:rPr>
+              <w:t xml:space="preserve"> </w:t>
+            </w:r>
+            <w:r>
+              <w:t xml:space="preserve"> </w:t>
+            </w:r>
+            <w:r>
+              <w:t xml:space="preserve">Power BI Desktop, Power Query, </w:t>
+            </w:r>
+            <w:r>
               <w:br/>
             </w:r>
             <w:r>
@@ -3564,6 +3597,212 @@
               </w:rPr>
               <w:t>What I did:</w:t>
             </w:r>
+          </w:p>
+          <w:p>
+            <w:r>
+              <w:lastRenderedPageBreak/>
+              <w:t xml:space="preserve">Completed the Power Query cleaning stage for shift_operations_log.csv. Imported the file into Power Query and renamed it to </w:t>
+            </w:r>
+            <w:proofErr w:type="spellStart"/>
+            <w:r>
+              <w:t>stg_shift_operations_log</w:t>
+            </w:r>
+            <w:proofErr w:type="spellEnd"/>
+            <w:r>
+              <w:t xml:space="preserve">. Confirmed the table contained the expected operational columns including </w:t>
+            </w:r>
+            <w:proofErr w:type="spellStart"/>
+            <w:r>
+              <w:t>shift_log_id</w:t>
+            </w:r>
+            <w:proofErr w:type="spellEnd"/>
+            <w:r>
+              <w:t xml:space="preserve">, date, </w:t>
+            </w:r>
+            <w:proofErr w:type="spellStart"/>
+            <w:r>
+              <w:t>shift_type</w:t>
+            </w:r>
+            <w:proofErr w:type="spellEnd"/>
+            <w:r>
+              <w:t xml:space="preserve">, </w:t>
+            </w:r>
+            <w:proofErr w:type="spellStart"/>
+            <w:r>
+              <w:t>asset_id</w:t>
+            </w:r>
+            <w:proofErr w:type="spellEnd"/>
+            <w:r>
+              <w:t xml:space="preserve">, </w:t>
+            </w:r>
+            <w:proofErr w:type="spellStart"/>
+            <w:r>
+              <w:t>crew_id</w:t>
+            </w:r>
+            <w:proofErr w:type="spellEnd"/>
+            <w:r>
+              <w:t xml:space="preserve">, </w:t>
+            </w:r>
+            <w:proofErr w:type="spellStart"/>
+            <w:r>
+              <w:t>scheduled_hours</w:t>
+            </w:r>
+            <w:proofErr w:type="spellEnd"/>
+            <w:r>
+              <w:t xml:space="preserve">, </w:t>
+            </w:r>
+            <w:proofErr w:type="spellStart"/>
+            <w:r>
+              <w:t>operating_hours</w:t>
+            </w:r>
+            <w:proofErr w:type="spellEnd"/>
+            <w:r>
+              <w:t xml:space="preserve">, </w:t>
+            </w:r>
+            <w:proofErr w:type="spellStart"/>
+            <w:r>
+              <w:t>idle_hours</w:t>
+            </w:r>
+            <w:proofErr w:type="spellEnd"/>
+            <w:r>
+              <w:t xml:space="preserve">, </w:t>
+            </w:r>
+            <w:proofErr w:type="spellStart"/>
+            <w:r>
+              <w:t>downtime_hours</w:t>
+            </w:r>
+            <w:proofErr w:type="spellEnd"/>
+            <w:r>
+              <w:t xml:space="preserve">, </w:t>
+            </w:r>
+            <w:proofErr w:type="spellStart"/>
+            <w:r>
+              <w:t>tonnes_moved</w:t>
+            </w:r>
+            <w:proofErr w:type="spellEnd"/>
+            <w:r>
+              <w:t xml:space="preserve">, </w:t>
+            </w:r>
+            <w:proofErr w:type="spellStart"/>
+            <w:r>
+              <w:t>metres_drilled</w:t>
+            </w:r>
+            <w:proofErr w:type="spellEnd"/>
+            <w:r>
+              <w:t xml:space="preserve">, </w:t>
+            </w:r>
+            <w:proofErr w:type="spellStart"/>
+            <w:r>
+              <w:t>weather_condition</w:t>
+            </w:r>
+            <w:proofErr w:type="spellEnd"/>
+            <w:r>
+              <w:t xml:space="preserve"> and </w:t>
+            </w:r>
+            <w:proofErr w:type="spellStart"/>
+            <w:r>
+              <w:t>operator_id</w:t>
+            </w:r>
+            <w:proofErr w:type="spellEnd"/>
+            <w:r>
+              <w:t>.</w:t>
+            </w:r>
+          </w:p>
+          <w:p/>
+          <w:p>
+            <w:r>
+              <w:t xml:space="preserve">I checked and corrected the main data types, including setting </w:t>
+            </w:r>
+            <w:proofErr w:type="spellStart"/>
+            <w:r>
+              <w:t>scheduled_hours</w:t>
+            </w:r>
+            <w:proofErr w:type="spellEnd"/>
+            <w:r>
+              <w:t xml:space="preserve"> and the other operational hour and production fields as Decimal Number. I identified date errors in the date column and replaced those errors with null so they could be handled consistently. I created </w:t>
+            </w:r>
+            <w:proofErr w:type="spellStart"/>
+            <w:r>
+              <w:t>Shift_Log_Quality_Flag</w:t>
+            </w:r>
+            <w:proofErr w:type="spellEnd"/>
+            <w:r>
+              <w:t xml:space="preserve"> to classify records as valid or as having issues such as missing or invalid date, negative operating hours or negative downtime hours.</w:t>
+            </w:r>
+          </w:p>
+          <w:p/>
+          <w:p>
+            <w:r>
+              <w:t xml:space="preserve">I also created </w:t>
+            </w:r>
+            <w:proofErr w:type="spellStart"/>
+            <w:r>
+              <w:t>Asset_ID_Standardised</w:t>
+            </w:r>
+            <w:proofErr w:type="spellEnd"/>
+            <w:r>
+              <w:t xml:space="preserve"> to make asset IDs consistent with the asset register. I merged </w:t>
+            </w:r>
+            <w:proofErr w:type="spellStart"/>
+            <w:r>
+              <w:t>stg_shift_operations_log</w:t>
+            </w:r>
+            <w:proofErr w:type="spellEnd"/>
+            <w:r>
+              <w:t xml:space="preserve"> with </w:t>
+            </w:r>
+            <w:proofErr w:type="spellStart"/>
+            <w:r>
+              <w:t>stg_asset_register</w:t>
+            </w:r>
+            <w:proofErr w:type="spellEnd"/>
+            <w:r>
+              <w:t xml:space="preserve"> using the standardised asset ID and expanded </w:t>
+            </w:r>
+            <w:proofErr w:type="spellStart"/>
+            <w:r>
+              <w:t>asset_name</w:t>
+            </w:r>
+            <w:proofErr w:type="spellEnd"/>
+            <w:r>
+              <w:t xml:space="preserve"> and </w:t>
+            </w:r>
+            <w:proofErr w:type="spellStart"/>
+            <w:r>
+              <w:t>asset_class</w:t>
+            </w:r>
+            <w:proofErr w:type="spellEnd"/>
+            <w:r>
+              <w:t xml:space="preserve"> into the shift operations table. The merge matched 47,095 of 47,106 shift operation rows, showing that 11 rows had asset IDs that did not match the official asset register.</w:t>
+            </w:r>
+          </w:p>
+          <w:p/>
+          <w:p>
+            <w:pPr>
+              <w:rPr>
+                <w:b/>
+                <w:bCs/>
+              </w:rPr>
+            </w:pPr>
+            <w:r>
+              <w:t xml:space="preserve">Finally, I created </w:t>
+            </w:r>
+            <w:proofErr w:type="spellStart"/>
+            <w:r>
+              <w:t>Asset_Match_Flag</w:t>
+            </w:r>
+            <w:proofErr w:type="spellEnd"/>
+            <w:r>
+              <w:t xml:space="preserve"> and updated </w:t>
+            </w:r>
+            <w:proofErr w:type="spellStart"/>
+            <w:r>
+              <w:t>Include_In_Shift_Analysis</w:t>
+            </w:r>
+            <w:proofErr w:type="spellEnd"/>
+            <w:r>
+              <w:t xml:space="preserve"> so that a shift record is included in KPI analysis only when the shift log is valid and the asset exists in the asset register.</w:t>
+            </w:r>
             <w:r>
               <w:br/>
             </w:r>
@@ -3574,17 +3813,53 @@
               </w:rPr>
               <w:t>Why it matters:</w:t>
             </w:r>
-            <w:r>
-              <w:br/>
-            </w:r>
-            <w:r>
-              <w:rPr>
-                <w:b/>
-                <w:bCs/>
-              </w:rPr>
-              <w:lastRenderedPageBreak/>
+          </w:p>
+          <w:p>
+            <w:pPr>
+              <w:rPr>
+                <w:b/>
+                <w:bCs/>
+              </w:rPr>
+            </w:pPr>
+            <w:proofErr w:type="spellStart"/>
+            <w:r>
+              <w:t>shift_operations_log</w:t>
+            </w:r>
+            <w:proofErr w:type="spellEnd"/>
+            <w:r>
+              <w:t xml:space="preserve"> is one of the main operational fact tables in the project. It will support analysis of operating hours, downtime, idle time, production movement, drilling activity and weather-related conditions. Cleaning this table properly is important because operational KPIs can be misleading if invalid dates, negative hours or unmatched assets are included.</w:t>
+            </w:r>
+            <w:r>
+              <w:br/>
+            </w:r>
+            <w:r>
+              <w:rPr>
+                <w:b/>
+                <w:bCs/>
+              </w:rPr>
               <w:t>Problem or decision:</w:t>
             </w:r>
+          </w:p>
+          <w:p>
+            <w:r>
+              <w:t xml:space="preserve">I decided not to delete rows with data issues. Instead, I flagged them and created an inclusion field for KPI filtering. I also decided not to treat null </w:t>
+            </w:r>
+            <w:proofErr w:type="spellStart"/>
+            <w:r>
+              <w:t>tonnes_moved</w:t>
+            </w:r>
+            <w:proofErr w:type="spellEnd"/>
+            <w:r>
+              <w:t xml:space="preserve"> or null </w:t>
+            </w:r>
+            <w:proofErr w:type="spellStart"/>
+            <w:r>
+              <w:t>metres_drilled</w:t>
+            </w:r>
+            <w:proofErr w:type="spellEnd"/>
+            <w:r>
+              <w:t xml:space="preserve"> as automatic errors because those fields depend on asset class. This means the dataset remains transparent while still allowing clean KPI calculations.</w:t>
+            </w:r>
             <w:r>
               <w:br/>
             </w:r>
@@ -3598,6 +3873,11 @@
             <w:r>
               <w:t xml:space="preserve">  </w:t>
             </w:r>
+          </w:p>
+          <w:p>
+            <w:r>
+              <w:t>I learned how to use Power Query not only to clean a table, but also to validate it against another table. The merge with the asset register showed why data quality checks need to include relationship checks, not just column formatting. I also learned that dashboard accessibility starts in the data model because readable fields, standardised IDs and clear flags make reporting easier later.</w:t>
+            </w:r>
             <w:r>
               <w:br/>
             </w:r>
@@ -3608,8 +3888,218 @@
               </w:rPr>
               <w:t xml:space="preserve">Evidence saved: </w:t>
             </w:r>
-            <w:r>
-              <w:t>Screenshot / video / file name</w:t>
+          </w:p>
+          <w:p>
+            <w:r>
+              <w:t xml:space="preserve">Power BI file: </w:t>
+            </w:r>
+            <w:proofErr w:type="spellStart"/>
+            <w:r>
+              <w:t>Pilbara_Ridge_Fleet_Reliability.pbix</w:t>
+            </w:r>
+            <w:proofErr w:type="spellEnd"/>
+            <w:r>
+              <w:t xml:space="preserve"> </w:t>
+            </w:r>
+          </w:p>
+          <w:p>
+            <w:r>
+              <w:t>Data cleaning documentation: Data_Cleaning_Log.docx</w:t>
+            </w:r>
+          </w:p>
+          <w:p>
+            <w:r>
+              <w:rPr>
+                <w:noProof/>
+              </w:rPr>
+              <w:drawing>
+                <wp:inline distT="0" distB="0" distL="0" distR="0" wp14:anchorId="2FFF2B67" wp14:editId="02576A67">
+                  <wp:extent cx="1304543" cy="815340"/>
+                  <wp:effectExtent l="0" t="0" r="0" b="3810"/>
+                  <wp:docPr id="371357770" name="Picture 1"/>
+                  <wp:cNvGraphicFramePr>
+                    <a:graphicFrameLocks xmlns:a="http://schemas.openxmlformats.org/drawingml/2006/main" noChangeAspect="1"/>
+                  </wp:cNvGraphicFramePr>
+                  <a:graphic xmlns:a="http://schemas.openxmlformats.org/drawingml/2006/main">
+                    <a:graphicData uri="http://schemas.openxmlformats.org/drawingml/2006/picture">
+                      <pic:pic xmlns:pic="http://schemas.openxmlformats.org/drawingml/2006/picture">
+                        <pic:nvPicPr>
+                          <pic:cNvPr id="371357770" name="Picture 371357770"/>
+                          <pic:cNvPicPr/>
+                        </pic:nvPicPr>
+                        <pic:blipFill>
+                          <a:blip r:embed="rId19" cstate="print">
+                            <a:extLst>
+                              <a:ext uri="{28A0092B-C50C-407E-A947-70E740481C1C}">
+                                <a14:useLocalDpi xmlns:a14="http://schemas.microsoft.com/office/drawing/2010/main" val="0"/>
+                              </a:ext>
+                            </a:extLst>
+                          </a:blip>
+                          <a:stretch>
+                            <a:fillRect/>
+                          </a:stretch>
+                        </pic:blipFill>
+                        <pic:spPr>
+                          <a:xfrm>
+                            <a:off x="0" y="0"/>
+                            <a:ext cx="1322315" cy="826448"/>
+                          </a:xfrm>
+                          <a:prstGeom prst="rect">
+                            <a:avLst/>
+                          </a:prstGeom>
+                        </pic:spPr>
+                      </pic:pic>
+                    </a:graphicData>
+                  </a:graphic>
+                </wp:inline>
+              </w:drawing>
+            </w:r>
+            <w:r>
+              <w:t xml:space="preserve"> </w:t>
+            </w:r>
+            <w:r>
+              <w:rPr>
+                <w:noProof/>
+              </w:rPr>
+              <w:drawing>
+                <wp:inline distT="0" distB="0" distL="0" distR="0" wp14:anchorId="1B0BD73D" wp14:editId="7C3E6FE4">
+                  <wp:extent cx="1292353" cy="807720"/>
+                  <wp:effectExtent l="0" t="0" r="3175" b="0"/>
+                  <wp:docPr id="1917637071" name="Picture 2"/>
+                  <wp:cNvGraphicFramePr>
+                    <a:graphicFrameLocks xmlns:a="http://schemas.openxmlformats.org/drawingml/2006/main" noChangeAspect="1"/>
+                  </wp:cNvGraphicFramePr>
+                  <a:graphic xmlns:a="http://schemas.openxmlformats.org/drawingml/2006/main">
+                    <a:graphicData uri="http://schemas.openxmlformats.org/drawingml/2006/picture">
+                      <pic:pic xmlns:pic="http://schemas.openxmlformats.org/drawingml/2006/picture">
+                        <pic:nvPicPr>
+                          <pic:cNvPr id="1917637071" name="Picture 1917637071"/>
+                          <pic:cNvPicPr/>
+                        </pic:nvPicPr>
+                        <pic:blipFill>
+                          <a:blip r:embed="rId20" cstate="print">
+                            <a:extLst>
+                              <a:ext uri="{28A0092B-C50C-407E-A947-70E740481C1C}">
+                                <a14:useLocalDpi xmlns:a14="http://schemas.microsoft.com/office/drawing/2010/main" val="0"/>
+                              </a:ext>
+                            </a:extLst>
+                          </a:blip>
+                          <a:stretch>
+                            <a:fillRect/>
+                          </a:stretch>
+                        </pic:blipFill>
+                        <pic:spPr>
+                          <a:xfrm>
+                            <a:off x="0" y="0"/>
+                            <a:ext cx="1306419" cy="816511"/>
+                          </a:xfrm>
+                          <a:prstGeom prst="rect">
+                            <a:avLst/>
+                          </a:prstGeom>
+                        </pic:spPr>
+                      </pic:pic>
+                    </a:graphicData>
+                  </a:graphic>
+                </wp:inline>
+              </w:drawing>
+            </w:r>
+            <w:r>
+              <w:t xml:space="preserve"> </w:t>
+            </w:r>
+            <w:r>
+              <w:rPr>
+                <w:noProof/>
+              </w:rPr>
+              <w:drawing>
+                <wp:inline distT="0" distB="0" distL="0" distR="0" wp14:anchorId="7496AF12" wp14:editId="3B3BB292">
+                  <wp:extent cx="1292352" cy="807720"/>
+                  <wp:effectExtent l="0" t="0" r="3175" b="0"/>
+                  <wp:docPr id="883934693" name="Picture 3"/>
+                  <wp:cNvGraphicFramePr>
+                    <a:graphicFrameLocks xmlns:a="http://schemas.openxmlformats.org/drawingml/2006/main" noChangeAspect="1"/>
+                  </wp:cNvGraphicFramePr>
+                  <a:graphic xmlns:a="http://schemas.openxmlformats.org/drawingml/2006/main">
+                    <a:graphicData uri="http://schemas.openxmlformats.org/drawingml/2006/picture">
+                      <pic:pic xmlns:pic="http://schemas.openxmlformats.org/drawingml/2006/picture">
+                        <pic:nvPicPr>
+                          <pic:cNvPr id="883934693" name="Picture 883934693"/>
+                          <pic:cNvPicPr/>
+                        </pic:nvPicPr>
+                        <pic:blipFill>
+                          <a:blip r:embed="rId21" cstate="print">
+                            <a:extLst>
+                              <a:ext uri="{28A0092B-C50C-407E-A947-70E740481C1C}">
+                                <a14:useLocalDpi xmlns:a14="http://schemas.microsoft.com/office/drawing/2010/main" val="0"/>
+                              </a:ext>
+                            </a:extLst>
+                          </a:blip>
+                          <a:stretch>
+                            <a:fillRect/>
+                          </a:stretch>
+                        </pic:blipFill>
+                        <pic:spPr>
+                          <a:xfrm>
+                            <a:off x="0" y="0"/>
+                            <a:ext cx="1310579" cy="819112"/>
+                          </a:xfrm>
+                          <a:prstGeom prst="rect">
+                            <a:avLst/>
+                          </a:prstGeom>
+                        </pic:spPr>
+                      </pic:pic>
+                    </a:graphicData>
+                  </a:graphic>
+                </wp:inline>
+              </w:drawing>
+            </w:r>
+            <w:r>
+              <w:t xml:space="preserve"> </w:t>
+            </w:r>
+            <w:r>
+              <w:rPr>
+                <w:noProof/>
+              </w:rPr>
+              <w:drawing>
+                <wp:inline distT="0" distB="0" distL="0" distR="0" wp14:anchorId="6194A5E1" wp14:editId="053AC8F3">
+                  <wp:extent cx="1304602" cy="815340"/>
+                  <wp:effectExtent l="0" t="0" r="0" b="3810"/>
+                  <wp:docPr id="1377854132" name="Picture 4"/>
+                  <wp:cNvGraphicFramePr>
+                    <a:graphicFrameLocks xmlns:a="http://schemas.openxmlformats.org/drawingml/2006/main" noChangeAspect="1"/>
+                  </wp:cNvGraphicFramePr>
+                  <a:graphic xmlns:a="http://schemas.openxmlformats.org/drawingml/2006/main">
+                    <a:graphicData uri="http://schemas.openxmlformats.org/drawingml/2006/picture">
+                      <pic:pic xmlns:pic="http://schemas.openxmlformats.org/drawingml/2006/picture">
+                        <pic:nvPicPr>
+                          <pic:cNvPr id="1377854132" name="Picture 1377854132"/>
+                          <pic:cNvPicPr/>
+                        </pic:nvPicPr>
+                        <pic:blipFill>
+                          <a:blip r:embed="rId22" cstate="print">
+                            <a:extLst>
+                              <a:ext uri="{28A0092B-C50C-407E-A947-70E740481C1C}">
+                                <a14:useLocalDpi xmlns:a14="http://schemas.microsoft.com/office/drawing/2010/main" val="0"/>
+                              </a:ext>
+                            </a:extLst>
+                          </a:blip>
+                          <a:stretch>
+                            <a:fillRect/>
+                          </a:stretch>
+                        </pic:blipFill>
+                        <pic:spPr>
+                          <a:xfrm>
+                            <a:off x="0" y="0"/>
+                            <a:ext cx="1326568" cy="829068"/>
+                          </a:xfrm>
+                          <a:prstGeom prst="rect">
+                            <a:avLst/>
+                          </a:prstGeom>
+                        </pic:spPr>
+                      </pic:pic>
+                    </a:graphicData>
+                  </a:graphic>
+                </wp:inline>
+              </w:drawing>
             </w:r>
           </w:p>
           <w:p>
